--- a/LLDD/word/BE/LLDD-BE-Job-Batch-Email-SRM.docx
+++ b/LLDD/word/BE/LLDD-BE-Job-Batch-Email-SRM.docx
@@ -12869,9 +12869,9 @@
               <w:br/>
               <w:t xml:space="preserve">      "direction": "OUT",</w:t>
               <w:br/>
-              <w:t xml:space="preserve">      "businessKey": "2569/00098",</w:t>
+              <w:t xml:space="preserve">      "businessKey": "2026/00098",</w:t>
               <w:br/>
-              <w:t xml:space="preserve">      "docNo": "2569/00098",</w:t>
+              <w:t xml:space="preserve">      "docNo": "2026/00098",</w:t>
               <w:br/>
               <w:t xml:space="preserve">      "fileName": "COMPENSATE_INIT_I_25690722.dat",</w:t>
               <w:br/>
@@ -14993,9 +14993,9 @@
               <w:br/>
               <w:t xml:space="preserve">      "dataName": "COMPENSATE_INIT_I",</w:t>
               <w:br/>
-              <w:t xml:space="preserve">      "businessKey": "2569/00098",</w:t>
+              <w:t xml:space="preserve">      "businessKey": "2026/00098",</w:t>
               <w:br/>
-              <w:t xml:space="preserve">      "docNo": "2569/00098",</w:t>
+              <w:t xml:space="preserve">      "docNo": "2026/00098",</w:t>
               <w:br/>
               <w:t xml:space="preserve">      "fileName": "COMPENSATE_INIT_I_25690722.dat",</w:t>
               <w:br/>
@@ -18610,7 +18610,7 @@
               <w:br/>
               <w:t xml:space="preserve">  "variables": {</w:t>
               <w:br/>
-              <w:t xml:space="preserve">    "docNo": "2569/00123"</w:t>
+              <w:t xml:space="preserve">    "docNo": "2026/00123"</w:t>
               <w:br/>
               <w:t xml:space="preserve">  }</w:t>
               <w:br/>
@@ -18977,9 +18977,9 @@
               </w:rPr>
               <w:t>{</w:t>
               <w:br/>
-              <w:t xml:space="preserve">  "subject": "แจ้งเอกสาร 2569/00123",</w:t>
+              <w:t xml:space="preserve">  "subject": "แจ้งเอกสาร 2026/00123",</w:t>
               <w:br/>
-              <w:t xml:space="preserve">  "body": "กรุณาตรวจสอบเอกสาร 2569/00123"</w:t>
+              <w:t xml:space="preserve">  "body": "กรุณาตรวจสอบเอกสาร 2026/00123"</w:t>
               <w:br/>
               <w:t>}</w:t>
             </w:r>
@@ -22053,7 +22053,7 @@
                 <w:b w:val="0"/>
                 <w:sz w:val="18"/>
               </w:rPr>
-              <w:t>email_templates</w:t>
+              <w:t>email_template (SBP)</w:t>
             </w:r>
           </w:p>
         </w:tc>
@@ -22095,7 +22095,7 @@
                 <w:b w:val="0"/>
                 <w:sz w:val="18"/>
               </w:rPr>
-              <w:t>subject/body template</w:t>
+              <w:t>subject_format/body_format ของระบบ SBP เดิม</w:t>
             </w:r>
           </w:p>
         </w:tc>

--- a/LLDD/word/BE/LLDD-BE-Job-Batch-Email-SRM.docx
+++ b/LLDD/word/BE/LLDD-BE-Job-Batch-Email-SRM.docx
@@ -437,7 +437,7 @@
                 <w:rFonts w:ascii="Arial" w:hAnsi="Arial" w:eastAsia="Arial"/>
                 <w:sz w:val="18"/>
               </w:rPr>
-              <w:t>15 ชั่วโมง</w:t>
+              <w:t>14 ชั่วโมง</w:t>
             </w:r>
           </w:p>
         </w:tc>
@@ -1449,7 +1449,7 @@
                 <w:rFonts w:ascii="Arial" w:hAnsi="Arial" w:eastAsia="Arial"/>
                 <w:sz w:val="18"/>
               </w:rPr>
-              <w:t>job_configs; job_run_histories; interface_transactions</w:t>
+              <w:t>(application log แบบ structured); interface_transactions; email_template (SBP)</w:t>
             </w:r>
           </w:p>
         </w:tc>
@@ -5023,7 +5023,7 @@
                 <w:rFonts w:ascii="Arial" w:hAnsi="Arial" w:eastAsia="Arial"/>
                 <w:sz w:val="18"/>
               </w:rPr>
-              <w:t>พ.ศ. YYYY/xxxxx</w:t>
+              <w:t>ค.ศ. YYYY/xxxxx</w:t>
             </w:r>
           </w:p>
         </w:tc>
@@ -7447,7 +7447,7 @@
                 <w:rFonts w:ascii="Arial" w:hAnsi="Arial" w:eastAsia="Arial"/>
                 <w:sz w:val="18"/>
               </w:rPr>
-              <w:t>พ.ศ. YYYY/xxxxx</w:t>
+              <w:t>ค.ศ. YYYY/xxxxx</w:t>
             </w:r>
           </w:p>
         </w:tc>
@@ -8818,7 +8818,7 @@
                 <w:rFonts w:ascii="Arial" w:hAnsi="Arial" w:eastAsia="Arial"/>
                 <w:sz w:val="18"/>
               </w:rPr>
-              <w:t>job_configs</w:t>
+              <w:t>(backend config: config file/env)</w:t>
             </w:r>
           </w:p>
         </w:tc>
@@ -8843,7 +8843,7 @@
                 <w:rFonts w:ascii="Arial" w:hAnsi="Arial" w:eastAsia="Arial"/>
                 <w:sz w:val="18"/>
               </w:rPr>
-              <w:t>R/W</w:t>
+              <w:t>R</w:t>
             </w:r>
           </w:p>
         </w:tc>
@@ -8868,7 +8868,7 @@
                 <w:rFonts w:ascii="Arial" w:hAnsi="Arial" w:eastAsia="Arial"/>
                 <w:sz w:val="18"/>
               </w:rPr>
-              <w:t>enabled, cron, params ของ batch</w:t>
+              <w:t>enabled, cron, params ของ batch — ตาราง job_configs ถูกตัด 2026-08-06 ไม่มีหน้าจอควบคุม</w:t>
             </w:r>
           </w:p>
         </w:tc>
@@ -8898,7 +8898,7 @@
                 <w:rFonts w:ascii="Arial" w:hAnsi="Arial" w:eastAsia="Arial"/>
                 <w:sz w:val="18"/>
               </w:rPr>
-              <w:t>job_run_histories</w:t>
+              <w:t>(application log แบบ structured)</w:t>
             </w:r>
           </w:p>
         </w:tc>
@@ -8923,7 +8923,7 @@
                 <w:rFonts w:ascii="Arial" w:hAnsi="Arial" w:eastAsia="Arial"/>
                 <w:sz w:val="18"/>
               </w:rPr>
-              <w:t>R/W</w:t>
+              <w:t>W</w:t>
             </w:r>
           </w:p>
         </w:tc>
@@ -8948,7 +8948,7 @@
                 <w:rFonts w:ascii="Arial" w:hAnsi="Arial" w:eastAsia="Arial"/>
                 <w:sz w:val="18"/>
               </w:rPr>
-              <w:t>ประวัติการรันและสถานะล่าสุด</w:t>
+              <w:t>ประวัติการรันและสถานะล่าสุด — ตาราง job_run_histories ถูกตัด 2026-08-06</w:t>
             </w:r>
           </w:p>
         </w:tc>
@@ -9109,86 +9109,6 @@
                 <w:sz w:val="18"/>
               </w:rPr>
               <w:t>subject_format/body_format ของระบบ SBP เดิม</w:t>
-            </w:r>
-          </w:p>
-        </w:tc>
-      </w:tr>
-      <w:tr>
-        <w:trPr>
-          <w:cantSplit/>
-        </w:trPr>
-        <w:tc>
-          <w:tcPr>
-            <w:tcW w:type="dxa" w:w="3360"/>
-            <w:vAlign w:val="center"/>
-          </w:tcPr>
-          <w:p>
-            <w:pPr>
-              <w:keepLines/>
-              <w:spacing w:after="0"/>
-            </w:pPr>
-            <w:r>
-              <w:rPr>
-                <w:rFonts w:ascii="Arial" w:hAnsi="Arial" w:eastAsia="Arial"/>
-                <w:sz w:val="18"/>
-              </w:rPr>
-            </w:r>
-            <w:r>
-              <w:rPr>
-                <w:rFonts w:ascii="Arial" w:hAnsi="Arial" w:eastAsia="Arial"/>
-                <w:sz w:val="18"/>
-              </w:rPr>
-              <w:t>status_email_rules</w:t>
-            </w:r>
-          </w:p>
-        </w:tc>
-        <w:tc>
-          <w:tcPr>
-            <w:tcW w:type="dxa" w:w="3360"/>
-            <w:vAlign w:val="center"/>
-          </w:tcPr>
-          <w:p>
-            <w:pPr>
-              <w:keepLines/>
-              <w:spacing w:after="0"/>
-            </w:pPr>
-            <w:r>
-              <w:rPr>
-                <w:rFonts w:ascii="Arial" w:hAnsi="Arial" w:eastAsia="Arial"/>
-                <w:sz w:val="18"/>
-              </w:rPr>
-            </w:r>
-            <w:r>
-              <w:rPr>
-                <w:rFonts w:ascii="Arial" w:hAnsi="Arial" w:eastAsia="Arial"/>
-                <w:sz w:val="18"/>
-              </w:rPr>
-              <w:t>R</w:t>
-            </w:r>
-          </w:p>
-        </w:tc>
-        <w:tc>
-          <w:tcPr>
-            <w:tcW w:type="dxa" w:w="3360"/>
-            <w:vAlign w:val="center"/>
-          </w:tcPr>
-          <w:p>
-            <w:pPr>
-              <w:keepLines/>
-              <w:spacing w:after="0"/>
-            </w:pPr>
-            <w:r>
-              <w:rPr>
-                <w:rFonts w:ascii="Arial" w:hAnsi="Arial" w:eastAsia="Arial"/>
-                <w:sz w:val="18"/>
-              </w:rPr>
-            </w:r>
-            <w:r>
-              <w:rPr>
-                <w:rFonts w:ascii="Arial" w:hAnsi="Arial" w:eastAsia="Arial"/>
-                <w:sz w:val="18"/>
-              </w:rPr>
-              <w:t>TO/CC ตามสถานะ</w:t>
             </w:r>
           </w:p>
         </w:tc>
@@ -9652,172 +9572,6 @@
                 <w:sz w:val="18"/>
               </w:rPr>
               <w:t>app.module.ts</w:t>
-            </w:r>
-          </w:p>
-        </w:tc>
-      </w:tr>
-      <w:tr>
-        <w:trPr>
-          <w:cantSplit/>
-        </w:trPr>
-        <w:tc>
-          <w:tcPr>
-            <w:tcW w:type="dxa" w:w="5040"/>
-            <w:vAlign w:val="center"/>
-          </w:tcPr>
-          <w:p>
-            <w:pPr>
-              <w:keepLines/>
-              <w:spacing w:after="0"/>
-            </w:pPr>
-            <w:r>
-              <w:rPr>
-                <w:rFonts w:ascii="Arial" w:hAnsi="Arial" w:eastAsia="Arial"/>
-                <w:sz w:val="18"/>
-              </w:rPr>
-            </w:r>
-            <w:r>
-              <w:rPr>
-                <w:rFonts w:ascii="Arial" w:hAnsi="Arial" w:eastAsia="Arial"/>
-                <w:sz w:val="18"/>
-              </w:rPr>
-              <w:t>store-backend · src/entitys/job-configs.entity.ts</w:t>
-            </w:r>
-          </w:p>
-        </w:tc>
-        <w:tc>
-          <w:tcPr>
-            <w:tcW w:type="dxa" w:w="5040"/>
-            <w:vAlign w:val="center"/>
-          </w:tcPr>
-          <w:p>
-            <w:pPr>
-              <w:keepLines/>
-              <w:spacing w:after="0"/>
-            </w:pPr>
-            <w:r>
-              <w:rPr>
-                <w:rFonts w:ascii="Arial" w:hAnsi="Arial" w:eastAsia="Arial"/>
-                <w:sz w:val="18"/>
-              </w:rPr>
-            </w:r>
-            <w:r>
-              <w:rPr>
-                <w:rFonts w:ascii="Arial" w:hAnsi="Arial" w:eastAsia="Arial"/>
-                <w:sz w:val="18"/>
-              </w:rPr>
-              <w:t xml:space="preserve">entity ของ </w:t>
-            </w:r>
-            <w:r>
-              <w:rPr>
-                <w:rFonts w:ascii="Courier New" w:hAnsi="Courier New" w:eastAsia="Arial"/>
-                <w:sz w:val="18"/>
-              </w:rPr>
-              <w:t>job_configs</w:t>
-            </w:r>
-            <w:r>
-              <w:rPr>
-                <w:rFonts w:ascii="Arial" w:hAnsi="Arial" w:eastAsia="Arial"/>
-                <w:sz w:val="18"/>
-              </w:rPr>
-              <w:t xml:space="preserve"> (</w:t>
-            </w:r>
-            <w:r>
-              <w:rPr>
-                <w:rFonts w:ascii="Courier New" w:hAnsi="Courier New" w:eastAsia="Arial"/>
-                <w:sz w:val="18"/>
-              </w:rPr>
-              <w:t>@Entity({schema: process.env.DB_SCHEMA})</w:t>
-            </w:r>
-            <w:r>
-              <w:rPr>
-                <w:rFonts w:ascii="Arial" w:hAnsi="Arial" w:eastAsia="Arial"/>
-                <w:sz w:val="18"/>
-              </w:rPr>
-              <w:t>, ไม่ประกาศ relation)</w:t>
-            </w:r>
-          </w:p>
-        </w:tc>
-      </w:tr>
-      <w:tr>
-        <w:trPr>
-          <w:cantSplit/>
-        </w:trPr>
-        <w:tc>
-          <w:tcPr>
-            <w:tcW w:type="dxa" w:w="5040"/>
-            <w:vAlign w:val="center"/>
-          </w:tcPr>
-          <w:p>
-            <w:pPr>
-              <w:keepLines/>
-              <w:spacing w:after="0"/>
-            </w:pPr>
-            <w:r>
-              <w:rPr>
-                <w:rFonts w:ascii="Arial" w:hAnsi="Arial" w:eastAsia="Arial"/>
-                <w:sz w:val="18"/>
-              </w:rPr>
-            </w:r>
-            <w:r>
-              <w:rPr>
-                <w:rFonts w:ascii="Arial" w:hAnsi="Arial" w:eastAsia="Arial"/>
-                <w:sz w:val="18"/>
-              </w:rPr>
-              <w:t>store-backend · src/entitys/job-run-histories.entity.ts</w:t>
-            </w:r>
-          </w:p>
-        </w:tc>
-        <w:tc>
-          <w:tcPr>
-            <w:tcW w:type="dxa" w:w="5040"/>
-            <w:vAlign w:val="center"/>
-          </w:tcPr>
-          <w:p>
-            <w:pPr>
-              <w:keepLines/>
-              <w:spacing w:after="0"/>
-            </w:pPr>
-            <w:r>
-              <w:rPr>
-                <w:rFonts w:ascii="Arial" w:hAnsi="Arial" w:eastAsia="Arial"/>
-                <w:sz w:val="18"/>
-              </w:rPr>
-            </w:r>
-            <w:r>
-              <w:rPr>
-                <w:rFonts w:ascii="Arial" w:hAnsi="Arial" w:eastAsia="Arial"/>
-                <w:sz w:val="18"/>
-              </w:rPr>
-              <w:t xml:space="preserve">entity ของ </w:t>
-            </w:r>
-            <w:r>
-              <w:rPr>
-                <w:rFonts w:ascii="Courier New" w:hAnsi="Courier New" w:eastAsia="Arial"/>
-                <w:sz w:val="18"/>
-              </w:rPr>
-              <w:t>job_run_histories</w:t>
-            </w:r>
-            <w:r>
-              <w:rPr>
-                <w:rFonts w:ascii="Arial" w:hAnsi="Arial" w:eastAsia="Arial"/>
-                <w:sz w:val="18"/>
-              </w:rPr>
-              <w:t xml:space="preserve"> (</w:t>
-            </w:r>
-            <w:r>
-              <w:rPr>
-                <w:rFonts w:ascii="Courier New" w:hAnsi="Courier New" w:eastAsia="Arial"/>
-                <w:sz w:val="18"/>
-              </w:rPr>
-              <w:t>@Entity({schema: process.env.DB_SCHEMA})</w:t>
-            </w:r>
-            <w:r>
-              <w:rPr>
-                <w:rFonts w:ascii="Arial" w:hAnsi="Arial" w:eastAsia="Arial"/>
-                <w:sz w:val="18"/>
-              </w:rPr>
-              <w:t>, ไม่ประกาศ relation)</w:t>
             </w:r>
           </w:p>
         </w:tc>
@@ -10669,7 +10423,7 @@
         <w:br/>
         <w:t xml:space="preserve">    try {</w:t>
         <w:br/>
-        <w:t xml:space="preserve">      // TODO: lock แถวเป้าหมายของ job_configs ด้วย SELECT ... FOR UPDATE ก่อนเขียน</w:t>
+        <w:t xml:space="preserve">      // TODO: lock แถวเป้าหมายของ interface_transactions ด้วย SELECT ... FOR UPDATE ก่อนเขียน</w:t>
         <w:br/>
         <w:t xml:space="preserve">      const [current] = await runner.query(SBPGI_SQL.receiveAckStaLock, [body.docNo]);</w:t>
         <w:br/>
@@ -11095,48 +10849,73 @@
           <w:rFonts w:ascii="Courier New" w:hAnsi="Courier New"/>
           <w:sz w:val="16"/>
         </w:rPr>
-        <w:t>// src/entitys/job-configs.entity.ts</w:t>
+        <w:t>// src/entitys/interface-transactions.entity.ts</w:t>
         <w:br/>
         <w:t>import { Column, Entity, PrimaryColumn } from 'typeorm';</w:t>
         <w:br/>
         <w:br/>
-        <w:t>@Entity({ name: 'job_configs', schema: process.env.DB_SCHEMA })</w:t>
+        <w:t>@Entity({ name: 'interface_transactions', schema: process.env.DB_SCHEMA })</w:t>
         <w:br/>
-        <w:t>export class JobConfig {</w:t>
+        <w:t>export class InterfaceTransaction {</w:t>
         <w:br/>
-        <w:t xml:space="preserve">  @PrimaryColumn({ name: 'job_no', type: 'varchar', length: 5 })</w:t>
+        <w:t xml:space="preserve">  @PrimaryColumn({ name: 'id', type: 'bigint' })</w:t>
         <w:br/>
-        <w:t xml:space="preserve">  jobNo: string;</w:t>
+        <w:t xml:space="preserve">  id: number;</w:t>
         <w:br/>
         <w:br/>
-        <w:t xml:space="preserve">  @Column({ name: 'job_name', type: 'varchar', length: 200 })</w:t>
+        <w:t xml:space="preserve">  @Column({ name: 'data_name', type: 'varchar', length: 50 })</w:t>
         <w:br/>
-        <w:t xml:space="preserve">  jobName: string;</w:t>
+        <w:t xml:space="preserve">  dataName: string;</w:t>
         <w:br/>
         <w:br/>
-        <w:t xml:space="preserve">  @Column({ name: 'cron_expression', type: 'varchar', length: 50, nullable: true })</w:t>
+        <w:t xml:space="preserve">  @Column({ name: 'direction', type: 'varchar', length: 3 })</w:t>
         <w:br/>
-        <w:t xml:space="preserve">  cronExpression?: string;</w:t>
+        <w:t xml:space="preserve">  direction: string;</w:t>
         <w:br/>
         <w:br/>
-        <w:t xml:space="preserve">  @Column({ name: 'is_enabled', type: 'boolean', default: true })</w:t>
+        <w:t xml:space="preserve">  @Column({ name: 'business_key', type: 'varchar', length: 100, nullable: true })</w:t>
         <w:br/>
-        <w:t xml:space="preserve">  isEnabled: boolean;</w:t>
+        <w:t xml:space="preserve">  businessKey?: string;</w:t>
         <w:br/>
         <w:br/>
-        <w:t xml:space="preserve">  @Column({ name: 'params', type: 'jsonb', nullable: true })</w:t>
+        <w:t xml:space="preserve">  @Column({ name: 'doc_no', type: 'varchar', length: 12, nullable: true })</w:t>
         <w:br/>
-        <w:t xml:space="preserve">  params?: Record&lt;string, unknown&gt;;</w:t>
+        <w:t xml:space="preserve">  docNo?: string;</w:t>
         <w:br/>
         <w:br/>
-        <w:t xml:space="preserve">  @Column({ name: 'updated_by', type: 'varchar', length: 50, nullable: true })</w:t>
+        <w:t xml:space="preserve">  @Column({ name: 'impact_process_id', type: 'bigint', nullable: true })</w:t>
         <w:br/>
-        <w:t xml:space="preserve">  updatedBy?: string;</w:t>
+        <w:t xml:space="preserve">  impactProcessId?: number;</w:t>
         <w:br/>
         <w:br/>
-        <w:t xml:space="preserve">  @Column({ name: 'updated_at', type: 'timestamptz', nullable: true })</w:t>
+        <w:t xml:space="preserve">  @Column({ name: 'sales_summary_id', type: 'bigint', nullable: true })</w:t>
         <w:br/>
-        <w:t xml:space="preserve">  updatedAt?: Date;</w:t>
+        <w:t xml:space="preserve">  salesSummaryId?: number;</w:t>
+        <w:br/>
+        <w:br/>
+        <w:t xml:space="preserve">  @Column({ name: 'file_name', type: 'varchar', length: 255, nullable: true })</w:t>
+        <w:br/>
+        <w:t xml:space="preserve">  fileName?: string;</w:t>
+        <w:br/>
+        <w:br/>
+        <w:t xml:space="preserve">  @Column({ name: 'status', type: 'varchar', length: 20 })</w:t>
+        <w:br/>
+        <w:t xml:space="preserve">  status: string;</w:t>
+        <w:br/>
+        <w:br/>
+        <w:t xml:space="preserve">  @Column({ name: 'sent_at', type: 'timestamptz', nullable: true })</w:t>
+        <w:br/>
+        <w:t xml:space="preserve">  sentAt?: Date;</w:t>
+        <w:br/>
+        <w:br/>
+        <w:t xml:space="preserve">  @Column({ name: 'acked_at', type: 'timestamptz', nullable: true })</w:t>
+        <w:br/>
+        <w:t xml:space="preserve">  ackedAt?: Date;</w:t>
+        <w:br/>
+        <w:br/>
+        <w:t xml:space="preserve">  @Column({ name: 'return_code', type: 'varchar', length: 10, nullable: true })</w:t>
+        <w:br/>
+        <w:t xml:space="preserve">  returnCode?: string;</w:t>
         <w:br/>
         <w:br/>
         <w:t xml:space="preserve">  // TODO: ตรวจความยาว/precision กับ DDL จริงใน sql/deploy-sbpgi-*.sql ก่อน merge</w:t>
@@ -11144,111 +10923,6 @@
         <w:t xml:space="preserve">  //       entity ชุดนี้ไม่ประกาศ relation ตาม convention (join ด้วย raw SQL)</w:t>
         <w:br/>
         <w:t>}</w:t>
-      </w:r>
-    </w:p>
-    <w:p>
-      <w:pPr>
-        <w:keepLines w:val="0"/>
-        <w:ind w:left="288"/>
-      </w:pPr>
-      <w:r>
-        <w:rPr>
-          <w:rFonts w:ascii="Courier New" w:hAnsi="Courier New"/>
-          <w:sz w:val="16"/>
-        </w:rPr>
-        <w:t>// src/entitys/job-run-histories.entity.ts</w:t>
-        <w:br/>
-        <w:t>import { Column, Entity, PrimaryColumn } from 'typeorm';</w:t>
-        <w:br/>
-        <w:br/>
-        <w:t>@Entity({ name: 'job_run_histories', schema: process.env.DB_SCHEMA })</w:t>
-        <w:br/>
-        <w:t>export class JobRunHistory {</w:t>
-        <w:br/>
-        <w:t xml:space="preserve">  @PrimaryColumn({ name: 'id', type: 'bigint' })</w:t>
-        <w:br/>
-        <w:t xml:space="preserve">  id: number;</w:t>
-        <w:br/>
-        <w:br/>
-        <w:t xml:space="preserve">  @Column({ name: 'job_no', type: 'varchar', length: 5 })</w:t>
-        <w:br/>
-        <w:t xml:space="preserve">  jobNo: string;</w:t>
-        <w:br/>
-        <w:br/>
-        <w:t xml:space="preserve">  @Column({ name: 'run_status', type: 'varchar', length: 20 })</w:t>
-        <w:br/>
-        <w:t xml:space="preserve">  runStatus: string;</w:t>
-        <w:br/>
-        <w:br/>
-        <w:t xml:space="preserve">  @Column({ name: 'started_at', type: 'timestamptz' })</w:t>
-        <w:br/>
-        <w:t xml:space="preserve">  startedAt: Date;</w:t>
-        <w:br/>
-        <w:br/>
-        <w:t xml:space="preserve">  @Column({ name: 'finished_at', type: 'timestamptz', nullable: true })</w:t>
-        <w:br/>
-        <w:t xml:space="preserve">  finishedAt?: Date;</w:t>
-        <w:br/>
-        <w:br/>
-        <w:t xml:space="preserve">  @Column({ name: 'total_records', type: 'int', default: 0 })</w:t>
-        <w:br/>
-        <w:t xml:space="preserve">  totalRecords: number;</w:t>
-        <w:br/>
-        <w:br/>
-        <w:t xml:space="preserve">  @Column({ name: 'success_records', type: 'int', default: 0 })</w:t>
-        <w:br/>
-        <w:t xml:space="preserve">  successRecords: number;</w:t>
-        <w:br/>
-        <w:br/>
-        <w:t xml:space="preserve">  @Column({ name: 'failed_records', type: 'int', default: 0 })</w:t>
-        <w:br/>
-        <w:t xml:space="preserve">  failedRecords: number;</w:t>
-        <w:br/>
-        <w:br/>
-        <w:t xml:space="preserve">  @Column({ name: 'error_message', type: 'text', nullable: true })</w:t>
-        <w:br/>
-        <w:t xml:space="preserve">  errorMessage?: string;</w:t>
-        <w:br/>
-        <w:br/>
-        <w:t xml:space="preserve">  @Column({ name: 'triggered_by', type: 'varchar', length: 50, nullable: true })</w:t>
-        <w:br/>
-        <w:t xml:space="preserve">  triggeredBy?: string;</w:t>
-        <w:br/>
-        <w:br/>
-        <w:t xml:space="preserve">  // TODO: ตรวจความยาว/precision กับ DDL จริงใน sql/deploy-sbpgi-*.sql ก่อน merge</w:t>
-        <w:br/>
-        <w:t xml:space="preserve">  //       entity ชุดนี้ไม่ประกาศ relation ตาม convention (join ด้วย raw SQL)</w:t>
-        <w:br/>
-        <w:t>}</w:t>
-      </w:r>
-    </w:p>
-    <w:p>
-      <w:r>
-        <w:t>ตารางที่เหลือของเอกสารนี้ (</w:t>
-      </w:r>
-      <w:r>
-        <w:rPr>
-          <w:rFonts w:ascii="Courier New" w:hAnsi="Courier New"/>
-        </w:rPr>
-        <w:t>interface_transactions</w:t>
-      </w:r>
-      <w:r>
-        <w:t xml:space="preserve">, </w:t>
-      </w:r>
-      <w:r>
-        <w:rPr>
-          <w:rFonts w:ascii="Courier New" w:hAnsi="Courier New"/>
-        </w:rPr>
-        <w:t>status_email_rules</w:t>
-      </w:r>
-      <w:r>
-        <w:t xml:space="preserve">) ใช้รูปแบบ entity เดียวกัน — คอลัมน์อ้างจาก </w:t>
-      </w:r>
-      <w:r>
-        <w:rPr>
-          <w:rFonts w:ascii="Courier New" w:hAnsi="Courier New"/>
-        </w:rPr>
-        <w:t>Database design</w:t>
       </w:r>
     </w:p>
     <w:p>
@@ -11465,34 +11139,10 @@
         <w:br/>
         <w:t>import { DataSource } from 'typeorm';</w:t>
         <w:br/>
-        <w:t>import { JobConfig } from '../../entitys/job-configs.entity';</w:t>
-        <w:br/>
-        <w:t>import { JobRunHistory } from '../../entitys/job-run-histories.entity';</w:t>
-        <w:br/>
         <w:t>import { InterfaceTransaction } from '../../entitys/interface-transactions.entity';</w:t>
         <w:br/>
         <w:br/>
         <w:t>export const sbpgiJobBatchEmailSRMProviders = [</w:t>
-        <w:br/>
-        <w:t xml:space="preserve">  {</w:t>
-        <w:br/>
-        <w:t xml:space="preserve">    provide: 'JOB_CONFIG_REPOSITORY',</w:t>
-        <w:br/>
-        <w:t xml:space="preserve">    useFactory: (dataSource: DataSource) =&gt; dataSource.getRepository(JobConfig),</w:t>
-        <w:br/>
-        <w:t xml:space="preserve">    inject: ['DATA_SOURCE'],</w:t>
-        <w:br/>
-        <w:t xml:space="preserve">  },</w:t>
-        <w:br/>
-        <w:t xml:space="preserve">  {</w:t>
-        <w:br/>
-        <w:t xml:space="preserve">    provide: 'JOB_RUN_HISTORIES_REPOSITORY',</w:t>
-        <w:br/>
-        <w:t xml:space="preserve">    useFactory: (dataSource: DataSource) =&gt; dataSource.getRepository(JobRunHistory),</w:t>
-        <w:br/>
-        <w:t xml:space="preserve">    inject: ['DATA_SOURCE'],</w:t>
-        <w:br/>
-        <w:t xml:space="preserve">  },</w:t>
         <w:br/>
         <w:t xml:space="preserve">  {</w:t>
         <w:br/>
@@ -11875,7 +11525,7 @@
                 <w:rFonts w:ascii="Arial" w:hAnsi="Arial" w:eastAsia="Arial"/>
                 <w:sz w:val="18"/>
               </w:rPr>
-              <w:t>job_configs</w:t>
+              <w:t>interface_transactions</w:t>
             </w:r>
           </w:p>
         </w:tc>
@@ -11925,247 +11575,7 @@
                 <w:rFonts w:ascii="Arial" w:hAnsi="Arial" w:eastAsia="Arial"/>
                 <w:sz w:val="18"/>
               </w:rPr>
-              <w:t>enabled, cron, params ของ batch</w:t>
-            </w:r>
-          </w:p>
-        </w:tc>
-      </w:tr>
-      <w:tr>
-        <w:trPr>
-          <w:cantSplit/>
-        </w:trPr>
-        <w:tc>
-          <w:tcPr>
-            <w:tcW w:type="dxa" w:w="3360"/>
-            <w:vAlign w:val="center"/>
-          </w:tcPr>
-          <w:p>
-            <w:pPr>
-              <w:keepLines/>
-              <w:spacing w:after="0"/>
-            </w:pPr>
-            <w:r>
-              <w:rPr>
-                <w:rFonts w:ascii="Arial" w:hAnsi="Arial" w:eastAsia="Arial"/>
-                <w:sz w:val="18"/>
-              </w:rPr>
-            </w:r>
-            <w:r>
-              <w:rPr>
-                <w:rFonts w:ascii="Arial" w:hAnsi="Arial" w:eastAsia="Arial"/>
-                <w:sz w:val="18"/>
-              </w:rPr>
-              <w:t>job_run_histories</w:t>
-            </w:r>
-          </w:p>
-        </w:tc>
-        <w:tc>
-          <w:tcPr>
-            <w:tcW w:type="dxa" w:w="3360"/>
-            <w:vAlign w:val="center"/>
-          </w:tcPr>
-          <w:p>
-            <w:pPr>
-              <w:keepLines/>
-              <w:spacing w:after="0"/>
-            </w:pPr>
-            <w:r>
-              <w:rPr>
-                <w:rFonts w:ascii="Arial" w:hAnsi="Arial" w:eastAsia="Arial"/>
-                <w:sz w:val="18"/>
-              </w:rPr>
-            </w:r>
-            <w:r>
-              <w:rPr>
-                <w:rFonts w:ascii="Arial" w:hAnsi="Arial" w:eastAsia="Arial"/>
-                <w:sz w:val="18"/>
-              </w:rPr>
-              <w:t>R/W</w:t>
-            </w:r>
-          </w:p>
-        </w:tc>
-        <w:tc>
-          <w:tcPr>
-            <w:tcW w:type="dxa" w:w="3360"/>
-            <w:vAlign w:val="center"/>
-          </w:tcPr>
-          <w:p>
-            <w:pPr>
-              <w:keepLines/>
-              <w:spacing w:after="0"/>
-            </w:pPr>
-            <w:r>
-              <w:rPr>
-                <w:rFonts w:ascii="Arial" w:hAnsi="Arial" w:eastAsia="Arial"/>
-                <w:sz w:val="18"/>
-              </w:rPr>
-            </w:r>
-            <w:r>
-              <w:rPr>
-                <w:rFonts w:ascii="Arial" w:hAnsi="Arial" w:eastAsia="Arial"/>
-                <w:sz w:val="18"/>
-              </w:rPr>
-              <w:t>ประวัติการรันและสถานะล่าสุด</w:t>
-            </w:r>
-          </w:p>
-        </w:tc>
-      </w:tr>
-      <w:tr>
-        <w:trPr>
-          <w:cantSplit/>
-        </w:trPr>
-        <w:tc>
-          <w:tcPr>
-            <w:tcW w:type="dxa" w:w="3360"/>
-            <w:vAlign w:val="center"/>
-          </w:tcPr>
-          <w:p>
-            <w:pPr>
-              <w:keepLines/>
-              <w:spacing w:after="0"/>
-            </w:pPr>
-            <w:r>
-              <w:rPr>
-                <w:rFonts w:ascii="Arial" w:hAnsi="Arial" w:eastAsia="Arial"/>
-                <w:sz w:val="18"/>
-              </w:rPr>
-            </w:r>
-            <w:r>
-              <w:rPr>
-                <w:rFonts w:ascii="Arial" w:hAnsi="Arial" w:eastAsia="Arial"/>
-                <w:sz w:val="18"/>
-              </w:rPr>
-              <w:t>interface_transactions</w:t>
-            </w:r>
-          </w:p>
-        </w:tc>
-        <w:tc>
-          <w:tcPr>
-            <w:tcW w:type="dxa" w:w="3360"/>
-            <w:vAlign w:val="center"/>
-          </w:tcPr>
-          <w:p>
-            <w:pPr>
-              <w:keepLines/>
-              <w:spacing w:after="0"/>
-            </w:pPr>
-            <w:r>
-              <w:rPr>
-                <w:rFonts w:ascii="Arial" w:hAnsi="Arial" w:eastAsia="Arial"/>
-                <w:sz w:val="18"/>
-              </w:rPr>
-            </w:r>
-            <w:r>
-              <w:rPr>
-                <w:rFonts w:ascii="Arial" w:hAnsi="Arial" w:eastAsia="Arial"/>
-                <w:sz w:val="18"/>
-              </w:rPr>
-              <w:t>R/W</w:t>
-            </w:r>
-          </w:p>
-        </w:tc>
-        <w:tc>
-          <w:tcPr>
-            <w:tcW w:type="dxa" w:w="3360"/>
-            <w:vAlign w:val="center"/>
-          </w:tcPr>
-          <w:p>
-            <w:pPr>
-              <w:keepLines/>
-              <w:spacing w:after="0"/>
-            </w:pPr>
-            <w:r>
-              <w:rPr>
-                <w:rFonts w:ascii="Arial" w:hAnsi="Arial" w:eastAsia="Arial"/>
-                <w:sz w:val="18"/>
-              </w:rPr>
-            </w:r>
-            <w:r>
-              <w:rPr>
-                <w:rFonts w:ascii="Arial" w:hAnsi="Arial" w:eastAsia="Arial"/>
-                <w:sz w:val="18"/>
-              </w:rPr>
               <w:t>tracking file/API interface และ ACK</w:t>
-            </w:r>
-          </w:p>
-        </w:tc>
-      </w:tr>
-      <w:tr>
-        <w:trPr>
-          <w:cantSplit/>
-        </w:trPr>
-        <w:tc>
-          <w:tcPr>
-            <w:tcW w:type="dxa" w:w="3360"/>
-            <w:vAlign w:val="center"/>
-          </w:tcPr>
-          <w:p>
-            <w:pPr>
-              <w:keepLines/>
-              <w:spacing w:after="0"/>
-            </w:pPr>
-            <w:r>
-              <w:rPr>
-                <w:rFonts w:ascii="Arial" w:hAnsi="Arial" w:eastAsia="Arial"/>
-                <w:sz w:val="18"/>
-              </w:rPr>
-            </w:r>
-            <w:r>
-              <w:rPr>
-                <w:rFonts w:ascii="Arial" w:hAnsi="Arial" w:eastAsia="Arial"/>
-                <w:sz w:val="18"/>
-              </w:rPr>
-              <w:t>status_email_rules</w:t>
-            </w:r>
-          </w:p>
-        </w:tc>
-        <w:tc>
-          <w:tcPr>
-            <w:tcW w:type="dxa" w:w="3360"/>
-            <w:vAlign w:val="center"/>
-          </w:tcPr>
-          <w:p>
-            <w:pPr>
-              <w:keepLines/>
-              <w:spacing w:after="0"/>
-            </w:pPr>
-            <w:r>
-              <w:rPr>
-                <w:rFonts w:ascii="Arial" w:hAnsi="Arial" w:eastAsia="Arial"/>
-                <w:sz w:val="18"/>
-              </w:rPr>
-            </w:r>
-            <w:r>
-              <w:rPr>
-                <w:rFonts w:ascii="Arial" w:hAnsi="Arial" w:eastAsia="Arial"/>
-                <w:sz w:val="18"/>
-              </w:rPr>
-              <w:t>R</w:t>
-            </w:r>
-          </w:p>
-        </w:tc>
-        <w:tc>
-          <w:tcPr>
-            <w:tcW w:type="dxa" w:w="3360"/>
-            <w:vAlign w:val="center"/>
-          </w:tcPr>
-          <w:p>
-            <w:pPr>
-              <w:keepLines/>
-              <w:spacing w:after="0"/>
-            </w:pPr>
-            <w:r>
-              <w:rPr>
-                <w:rFonts w:ascii="Arial" w:hAnsi="Arial" w:eastAsia="Arial"/>
-                <w:sz w:val="18"/>
-              </w:rPr>
-            </w:r>
-            <w:r>
-              <w:rPr>
-                <w:rFonts w:ascii="Arial" w:hAnsi="Arial" w:eastAsia="Arial"/>
-                <w:sz w:val="18"/>
-              </w:rPr>
-              <w:t>TO/CC ตามสถานะ</w:t>
             </w:r>
           </w:p>
         </w:tc>

--- a/LLDD/word/BE/LLDD-BE-Job-Batch-Email-SRM.docx
+++ b/LLDD/word/BE/LLDD-BE-Job-Batch-Email-SRM.docx
@@ -10621,8 +10621,6 @@
         <w:br/>
         <w:t>import { DataSource } from 'typeorm';</w:t>
         <w:br/>
-        <w:t>import { WorkflowService } from '../workflow/workflow.service';</w:t>
-        <w:br/>
         <w:t>import { SBPGI_SQL } from './sbpgi-job-batch-email-srm.sql';</w:t>
         <w:br/>
         <w:br/>
@@ -10632,18 +10630,12 @@
         <w:br/>
         <w:t xml:space="preserve">  private readonly logger = new Logger(SbpgiJobBatchEmailSRMService.name);</w:t>
         <w:br/>
-        <w:t xml:space="preserve">  // versionId ของ workflow ประกันรายได้ (ตั้งใน env เหมือน COOPERATION_WORKFLOW_VERSION_ID)</w:t>
-        <w:br/>
-        <w:t xml:space="preserve">  private readonly versionId = Number(process.env.SBPGI_WORKFLOW_VERSION_ID);</w:t>
-        <w:br/>
         <w:br/>
         <w:t xml:space="preserve">  constructor(</w:t>
         <w:br/>
         <w:t xml:space="preserve">    // DATA_SOURCE override query(): SELECT/WITH ไป slave pool, write ไป master</w:t>
         <w:br/>
         <w:t xml:space="preserve">    @Inject('DATA_SOURCE') private readonly dataSource: DataSource,</w:t>
-        <w:br/>
-        <w:t xml:space="preserve">    private readonly workflow: WorkflowService,</w:t>
         <w:br/>
         <w:t xml:space="preserve">  ) {}</w:t>
         <w:br/>
@@ -10718,18 +10710,6 @@
         <w:br/>
         <w:t xml:space="preserve">      await runner.commitTransaction();</w:t>
         <w:br/>
-        <w:t xml:space="preserve">      // ⚠️ workflow engine อยู่คนละ DataSource ('workflow-connection' ของ @srm/glb-workflow)</w:t>
-        <w:br/>
-        <w:t xml:space="preserve">      //    จึง **atomic ร่วมกับ transaction ข้างบนไม่ได้** — ต้อง commit ฝั่ง SBPGI ให้เสร็จก่อน</w:t>
-        <w:br/>
-        <w:t xml:space="preserve">      //    แล้วค่อย eventWorkflow (idempotency key = referenceId = docNo)</w:t>
-        <w:br/>
-        <w:t xml:space="preserve">      // TODO: เรียก workflow use case ตามตารางหัวข้อ Workflow ด้านล่าง + retry</w:t>
-        <w:br/>
-        <w:t xml:space="preserve">      // TODO: ถ้า eventWorkflow ล้มเหลว ต้องมี compensating action และบันทึกผลลง</w:t>
-        <w:br/>
-        <w:t xml:space="preserve">      //       consideration_logs เพื่อให้ job reconcile ตามเก็บได้</w:t>
-        <w:br/>
         <w:t xml:space="preserve">      return { message: 'saved' };</w:t>
         <w:br/>
         <w:t xml:space="preserve">    } catch (error) {</w:t>
@@ -10759,347 +10739,7 @@
         <w:pageBreakBefore w:val="0"/>
       </w:pPr>
       <w:r>
-        <w:t>9.5 Workflow (`@srm/glb-workflow`)</w:t>
-      </w:r>
-    </w:p>
-    <w:p>
-      <w:pPr>
-        <w:keepNext w:val="0"/>
-      </w:pPr>
-      <w:r>
-        <w:t xml:space="preserve">✅ </w:t>
-      </w:r>
-      <w:r>
-        <w:rPr>
-          <w:b/>
-        </w:rPr>
-        <w:t>ชื่อ function ของ engine — ยึด LLDD ของ lib (ปิดข้อค้าง 2026-08-14)</w:t>
-      </w:r>
-      <w:r>
-        <w:t xml:space="preserve"> · API จริงคือ 8 ตัวตามชีต </w:t>
-      </w:r>
-      <w:r>
-        <w:rPr>
-          <w:rFonts w:ascii="Courier New" w:hAnsi="Courier New" w:eastAsia="Courier New" w:cs="Tahoma"/>
-        </w:rPr>
-        <w:t>Detail</w:t>
-      </w:r>
-      <w:r>
-        <w:t xml:space="preserve"> ของ </w:t>
-      </w:r>
-      <w:r>
-        <w:rPr>
-          <w:rFonts w:ascii="Courier New" w:hAnsi="Courier New" w:eastAsia="Courier New" w:cs="Tahoma"/>
-        </w:rPr>
-        <w:t>SBP/TSM-SRM-LLDD SBP workflow 1.2.xlsx</w:t>
-      </w:r>
-      <w:r>
-        <w:t xml:space="preserve"> (เอกสารของ lib เอง): </w:t>
-      </w:r>
-      <w:r>
-        <w:rPr>
-          <w:rFonts w:ascii="Courier New" w:hAnsi="Courier New" w:eastAsia="Courier New" w:cs="Tahoma"/>
-        </w:rPr>
-        <w:t>initializeWorkflow</w:t>
-      </w:r>
-      <w:r>
-        <w:t xml:space="preserve"> · </w:t>
-      </w:r>
-      <w:r>
-        <w:rPr>
-          <w:rFonts w:ascii="Courier New" w:hAnsi="Courier New" w:eastAsia="Courier New" w:cs="Tahoma"/>
-        </w:rPr>
-        <w:t>eventWorkflow</w:t>
-      </w:r>
-      <w:r>
-        <w:t xml:space="preserve"> · </w:t>
-      </w:r>
-      <w:r>
-        <w:rPr>
-          <w:rFonts w:ascii="Courier New" w:hAnsi="Courier New" w:eastAsia="Courier New" w:cs="Tahoma"/>
-        </w:rPr>
-        <w:t>getPermissionEvents</w:t>
-      </w:r>
-      <w:r>
-        <w:t xml:space="preserve"> · </w:t>
-      </w:r>
-      <w:r>
-        <w:rPr>
-          <w:rFonts w:ascii="Courier New" w:hAnsi="Courier New" w:eastAsia="Courier New" w:cs="Tahoma"/>
-        </w:rPr>
-        <w:t>getHistory</w:t>
-      </w:r>
-      <w:r>
-        <w:t xml:space="preserve"> · </w:t>
-      </w:r>
-      <w:r>
-        <w:rPr>
-          <w:rFonts w:ascii="Courier New" w:hAnsi="Courier New" w:eastAsia="Courier New" w:cs="Tahoma"/>
-        </w:rPr>
-        <w:t>getTransaction</w:t>
-      </w:r>
-      <w:r>
-        <w:t xml:space="preserve"> · </w:t>
-      </w:r>
-      <w:r>
-        <w:rPr>
-          <w:rFonts w:ascii="Courier New" w:hAnsi="Courier New" w:eastAsia="Courier New" w:cs="Tahoma"/>
-        </w:rPr>
-        <w:t>getPendingFlowByUser</w:t>
-      </w:r>
-      <w:r>
-        <w:t xml:space="preserve"> · </w:t>
-      </w:r>
-      <w:r>
-        <w:rPr>
-          <w:rFonts w:ascii="Courier New" w:hAnsi="Courier New" w:eastAsia="Courier New" w:cs="Tahoma"/>
-        </w:rPr>
-        <w:t>getWorkflowsByUser</w:t>
-      </w:r>
-      <w:r>
-        <w:t xml:space="preserve"> · </w:t>
-      </w:r>
-      <w:r>
-        <w:rPr>
-          <w:rFonts w:ascii="Courier New" w:hAnsi="Courier New" w:eastAsia="Courier New" w:cs="Tahoma"/>
-        </w:rPr>
-        <w:t>addPreApprover</w:t>
-      </w:r>
-      <w:r>
-        <w:t xml:space="preserve"> · ชื่อที่เคยขัดกันไม่ใช่ชื่อ API — *Trigger Event* เป็นชื่อหัวข้อขั้นตอนภายใน </w:t>
-      </w:r>
-      <w:r>
-        <w:rPr>
-          <w:rFonts w:ascii="Courier New" w:hAnsi="Courier New" w:eastAsia="Courier New" w:cs="Tahoma"/>
-        </w:rPr>
-        <w:t>eventWorkflow</w:t>
-      </w:r>
-      <w:r>
-        <w:t xml:space="preserve"> และ </w:t>
-      </w:r>
-      <w:r>
-        <w:rPr>
-          <w:rFonts w:ascii="Courier New" w:hAnsi="Courier New" w:eastAsia="Courier New" w:cs="Tahoma"/>
-        </w:rPr>
-        <w:t>*UseCase</w:t>
-      </w:r>
-      <w:r>
-        <w:t xml:space="preserve"> เป็น class ที่ store-backend ห่อไว้ใช้เอง (ดู </w:t>
-      </w:r>
-      <w:r>
-        <w:rPr>
-          <w:rFonts w:ascii="Courier New" w:hAnsi="Courier New" w:eastAsia="Courier New" w:cs="Tahoma"/>
-        </w:rPr>
-        <w:t>LLDD-BE-Workflow-Engine-Definition.pdf</w:t>
-      </w:r>
-      <w:r>
-        <w:t xml:space="preserve"> หัวข้อ 5.3)</w:t>
-      </w:r>
-    </w:p>
-    <w:tbl>
-      <w:tblPr>
-        <w:tblStyle w:val="TableGrid"/>
-        <w:tblW w:type="auto" w:w="0"/>
-        <w:jc w:val="center"/>
-        <w:tblLook w:firstColumn="1" w:firstRow="1" w:lastColumn="0" w:lastRow="0" w:noHBand="0" w:noVBand="1" w:val="04A0"/>
-      </w:tblPr>
-      <w:tblGrid>
-        <w:gridCol w:w="3360"/>
-        <w:gridCol w:w="3360"/>
-        <w:gridCol w:w="3360"/>
-      </w:tblGrid>
-      <w:tr>
-        <w:trPr>
-          <w:cantSplit/>
-        </w:trPr>
-        <w:tc>
-          <w:tcPr>
-            <w:tcW w:type="dxa" w:w="3360"/>
-            <w:vAlign w:val="center"/>
-            <w:shd w:fill="E8EEF5"/>
-          </w:tcPr>
-          <w:p>
-            <w:pPr>
-              <w:keepLines/>
-              <w:spacing w:after="0"/>
-            </w:pPr>
-            <w:r/>
-            <w:r>
-              <w:rPr>
-                <w:rFonts w:ascii="Arial" w:hAnsi="Arial" w:eastAsia="Arial" w:cs="Tahoma"/>
-                <w:b/>
-                <w:sz w:val="18"/>
-              </w:rPr>
-              <w:t>Endpoint</w:t>
-            </w:r>
-          </w:p>
-        </w:tc>
-        <w:tc>
-          <w:tcPr>
-            <w:tcW w:type="dxa" w:w="3360"/>
-            <w:vAlign w:val="center"/>
-            <w:shd w:fill="E8EEF5"/>
-          </w:tcPr>
-          <w:p>
-            <w:pPr>
-              <w:keepLines/>
-              <w:spacing w:after="0"/>
-            </w:pPr>
-            <w:r/>
-            <w:r>
-              <w:rPr>
-                <w:rFonts w:ascii="Arial" w:hAnsi="Arial" w:eastAsia="Arial" w:cs="Tahoma"/>
-                <w:b/>
-                <w:sz w:val="18"/>
-              </w:rPr>
-              <w:t>Use case ที่ต้องเรียก</w:t>
-            </w:r>
-          </w:p>
-        </w:tc>
-        <w:tc>
-          <w:tcPr>
-            <w:tcW w:type="dxa" w:w="3360"/>
-            <w:vAlign w:val="center"/>
-            <w:shd w:fill="E8EEF5"/>
-          </w:tcPr>
-          <w:p>
-            <w:pPr>
-              <w:keepLines/>
-              <w:spacing w:after="0"/>
-            </w:pPr>
-            <w:r/>
-            <w:r>
-              <w:rPr>
-                <w:rFonts w:ascii="Arial" w:hAnsi="Arial" w:eastAsia="Arial" w:cs="Tahoma"/>
-                <w:b/>
-                <w:sz w:val="18"/>
-              </w:rPr>
-              <w:t>เหตุผล</w:t>
-            </w:r>
-          </w:p>
-        </w:tc>
-      </w:tr>
-      <w:tr>
-        <w:trPr>
-          <w:cantSplit/>
-        </w:trPr>
-        <w:tc>
-          <w:tcPr>
-            <w:tcW w:type="dxa" w:w="3360"/>
-            <w:vAlign w:val="center"/>
-          </w:tcPr>
-          <w:p>
-            <w:pPr>
-              <w:keepLines/>
-              <w:spacing w:after="0"/>
-            </w:pPr>
-            <w:r>
-              <w:rPr>
-                <w:rFonts w:ascii="Arial" w:hAnsi="Arial" w:eastAsia="Arial" w:cs="Tahoma"/>
-                <w:sz w:val="18"/>
-              </w:rPr>
-            </w:r>
-            <w:r>
-              <w:rPr>
-                <w:rFonts w:ascii="Arial" w:hAnsi="Arial" w:eastAsia="Arial" w:cs="Tahoma"/>
-                <w:sz w:val="18"/>
-              </w:rPr>
-              <w:t>GET /api/v1/interfaces/pending-ack</w:t>
-            </w:r>
-          </w:p>
-        </w:tc>
-        <w:tc>
-          <w:tcPr>
-            <w:tcW w:type="dxa" w:w="3360"/>
-            <w:vAlign w:val="center"/>
-          </w:tcPr>
-          <w:p>
-            <w:pPr>
-              <w:keepLines/>
-              <w:spacing w:after="0"/>
-            </w:pPr>
-            <w:r>
-              <w:rPr>
-                <w:rFonts w:ascii="Arial" w:hAnsi="Arial" w:eastAsia="Arial" w:cs="Tahoma"/>
-                <w:sz w:val="18"/>
-              </w:rPr>
-            </w:r>
-            <w:r>
-              <w:rPr>
-                <w:rFonts w:ascii="Arial" w:hAnsi="Arial" w:eastAsia="Arial" w:cs="Tahoma"/>
-                <w:sz w:val="18"/>
-              </w:rPr>
-              <w:t>getPendingFlowByUser()</w:t>
-            </w:r>
-          </w:p>
-        </w:tc>
-        <w:tc>
-          <w:tcPr>
-            <w:tcW w:type="dxa" w:w="3360"/>
-            <w:vAlign w:val="center"/>
-          </w:tcPr>
-          <w:p>
-            <w:pPr>
-              <w:keepLines/>
-              <w:spacing w:after="0"/>
-            </w:pPr>
-            <w:r>
-              <w:rPr>
-                <w:rFonts w:ascii="Arial" w:hAnsi="Arial" w:eastAsia="Arial" w:cs="Tahoma"/>
-                <w:sz w:val="18"/>
-              </w:rPr>
-            </w:r>
-            <w:r>
-              <w:rPr>
-                <w:rFonts w:ascii="Arial" w:hAnsi="Arial" w:eastAsia="Arial" w:cs="Tahoma"/>
-                <w:sz w:val="18"/>
-              </w:rPr>
-              <w:t>inbox งานค้างของ userId/groupId ที่ BFF ส่งมาใน header</w:t>
-            </w:r>
-          </w:p>
-        </w:tc>
-      </w:tr>
-    </w:tbl>
-    <w:p/>
-    <w:p>
-      <w:pPr>
-        <w:keepLines w:val="0"/>
-        <w:ind w:left="288"/>
-      </w:pPr>
-      <w:r>
-        <w:rPr>
-          <w:rFonts w:ascii="Courier New" w:hAnsi="Courier New" w:eastAsia="Courier New" w:cs="Tahoma"/>
-          <w:sz w:val="16"/>
-        </w:rPr>
-        <w:t>// src/modules/sbpgi-job-batch-email-srm/sbpgi-job-batch-email-srm.workflow.ts (หรือรวมไว้ใน service เดียวกัน)</w:t>
-        <w:br/>
-        <w:t>// WorkflowService = wrapper ของ @srm/glb-workflow ที่ store-backend มีอยู่แล้ว</w:t>
-        <w:br/>
-        <w:t>// (DataSource แยกชื่อ 'workflow-connection', ทุก use case ห่อด้วย TypeOrmUnitOfWork)</w:t>
-        <w:br/>
-        <w:br/>
-        <w:t xml:space="preserve">  // inbox งานค้าง — ใช้ร่วมกับ /api/workflow/pending ของ backlog เดิมได้</w:t>
-        <w:br/>
-        <w:t xml:space="preserve">  const pending = await this.workflow.getPendingFlowByUser({</w:t>
-        <w:br/>
-        <w:t xml:space="preserve">    userData: { userId: Number(userId), groupId: Number(groupId) },</w:t>
-        <w:br/>
-        <w:t xml:space="preserve">    versionId: this.versionId,</w:t>
-        <w:br/>
-        <w:t xml:space="preserve">  });</w:t>
-        <w:br/>
-        <w:t xml:space="preserve">  // TODO: join referenceId (= doc_no) กลับไปที่ compensation_documents เพื่อเติมข้อมูลเอกสาร</w:t>
-      </w:r>
-    </w:p>
-    <w:p>
-      <w:pPr>
-        <w:pStyle w:val="Heading3"/>
-        <w:keepNext/>
-        <w:keepLines/>
-        <w:pageBreakBefore w:val="0"/>
-      </w:pPr>
-      <w:r>
-        <w:t>9.6 Entity (TypeORM)</w:t>
+        <w:t>9.5 Entity (TypeORM)</w:t>
       </w:r>
     </w:p>
     <w:p>
@@ -11406,7 +11046,7 @@
         <w:pageBreakBefore w:val="0"/>
       </w:pPr>
       <w:r>
-        <w:t>9.7 Repository Providers + Module wiring</w:t>
+        <w:t>9.6 Repository Providers + Module wiring</w:t>
       </w:r>
     </w:p>
     <w:p>
@@ -11477,8 +11117,6 @@
         <w:br/>
         <w:t>import { UserContextMiddleware } from '../../common/middleware/user-context.middleware';</w:t>
         <w:br/>
-        <w:t>import { WorkflowModule } from '../workflow/workflow.module';</w:t>
-        <w:br/>
         <w:t>import { sbpgiJobBatchEmailSRMProviders } from '../../providers/sbpgi/sbpgi';</w:t>
         <w:br/>
         <w:t>import { SbpgiJobBatchEmailSRMController } from './sbpgi-job-batch-email-srm.controller';</w:t>
@@ -11488,7 +11126,7 @@
         <w:br/>
         <w:t>@Module({</w:t>
         <w:br/>
-        <w:t xml:space="preserve">  imports: [DatabaseModule, WorkflowModule],</w:t>
+        <w:t xml:space="preserve">  imports: [DatabaseModule],</w:t>
         <w:br/>
         <w:t xml:space="preserve">  controllers: [SbpgiJobBatchEmailSRMController],</w:t>
         <w:br/>
@@ -11521,7 +11159,7 @@
         <w:pageBreakBefore w:val="0"/>
       </w:pPr>
       <w:r>
-        <w:t>9.8 BFF Proxy (module + controller + client service)</w:t>
+        <w:t>9.7 BFF Proxy (module + controller + client service)</w:t>
       </w:r>
     </w:p>
     <w:p>
@@ -12125,13 +11763,21 @@
         <w:br/>
         <w:t>--    รับเฉพาะ positional $1..$n — ต้องแปลงเป็นลำดับ หรือรันผ่าน QueryBuilder</w:t>
         <w:br/>
-        <w:t>-- เกณฑ์ watchdog Job 10: return_code NULL · interface แบบไฟล์ · อายุ ≥ 1 วัน</w:t>
+        <w:t>-- เกณฑ์ watchdog Job 10: เฉพาะขาส่งออกที่ยังไม่มี ACK และอายุ ≥ 1 วัน</w:t>
+        <w:br/>
+        <w:t>--   direction = OUT เท่านั้น — แถว INTERNAL ของ Jobs 7/8/9 จบที่ COMPLETED ทันที ไม่มี ACK ให้รอ</w:t>
+        <w:br/>
+        <w:t>--   (ตรงเจตนาเดิมของ Java: interface_type != 'WS' = เฝ้าเฉพาะ interface แบบไฟล์)</w:t>
         <w:br/>
         <w:t>SELECT data_name, doc_no, sent_at, (CURRENT_DATE - sent_at::date) AS age_days</w:t>
         <w:br/>
         <w:t>FROM interface_transactions</w:t>
         <w:br/>
-        <w:t>WHERE return_code IS NULL</w:t>
+        <w:t>WHERE direction = 'OUT'</w:t>
+        <w:br/>
+        <w:t xml:space="preserve">  AND status NOT IN ('ACKED','COMPLETED')</w:t>
+        <w:br/>
+        <w:t xml:space="preserve">  AND return_code IS NULL</w:t>
         <w:br/>
         <w:t xml:space="preserve">  AND data_name IN (:staDatasets)</w:t>
         <w:br/>

--- a/LLDD/word/BE/LLDD-BE-Job-Batch-Email-SRM.docx
+++ b/LLDD/word/BE/LLDD-BE-Job-Batch-Email-SRM.docx
@@ -1456,7 +1456,7 @@
                 <w:rFonts w:ascii="Arial" w:hAnsi="Arial" w:eastAsia="Arial" w:cs="Tahoma"/>
                 <w:sz w:val="18"/>
               </w:rPr>
-              <w:t>GET /api/v1/interfaces/tracking; GET /api/v1/interfaces/pending-ack; POST /api/v1/interfaces/sta/ack</w:t>
+              <w:t>GET /api/v1/sbpgi/interface/tracking; GET /api/v1/sbpgi/interface/pending-ack; POST /api/v1/sbpgi/interface/sta/ack</w:t>
             </w:r>
           </w:p>
         </w:tc>
@@ -1715,7 +1715,7 @@
                 <w:rFonts w:ascii="Arial" w:hAnsi="Arial" w:eastAsia="Arial" w:cs="Tahoma"/>
                 <w:sz w:val="18"/>
               </w:rPr>
-              <w:t>GET /api/v1/interfaces/tracking</w:t>
+              <w:t>GET /api/v1/sbpgi/interface/tracking</w:t>
             </w:r>
           </w:p>
         </w:tc>
@@ -1820,7 +1820,7 @@
                 <w:rFonts w:ascii="Arial" w:hAnsi="Arial" w:eastAsia="Arial" w:cs="Tahoma"/>
                 <w:sz w:val="18"/>
               </w:rPr>
-              <w:t>GET /api/v1/interfaces/pending-ack</w:t>
+              <w:t>GET /api/v1/sbpgi/interface/pending-ack</w:t>
             </w:r>
           </w:p>
         </w:tc>
@@ -1925,7 +1925,7 @@
                 <w:rFonts w:ascii="Arial" w:hAnsi="Arial" w:eastAsia="Arial" w:cs="Tahoma"/>
                 <w:sz w:val="18"/>
               </w:rPr>
-              <w:t>POST /api/v1/interfaces/sta/ack</w:t>
+              <w:t>POST /api/v1/sbpgi/interface/sta/ack</w:t>
             </w:r>
           </w:p>
         </w:tc>
@@ -3036,7 +3036,7 @@
         <w:pageBreakBefore w:val="0"/>
       </w:pPr>
       <w:r>
-        <w:t>GET /api/v1/interfaces/tracking</w:t>
+        <w:t>GET /api/v1/sbpgi/interface/tracking</w:t>
       </w:r>
     </w:p>
     <w:p>
@@ -5785,7 +5785,7 @@
         <w:pageBreakBefore w:val="0"/>
       </w:pPr>
       <w:r>
-        <w:t>GET /api/v1/interfaces/pending-ack</w:t>
+        <w:t>GET /api/v1/sbpgi/interface/pending-ack</w:t>
       </w:r>
     </w:p>
     <w:p>
@@ -7999,7 +7999,7 @@
         <w:pageBreakBefore w:val="0"/>
       </w:pPr>
       <w:r>
-        <w:t>POST /api/v1/interfaces/sta/ack</w:t>
+        <w:t>POST /api/v1/sbpgi/interface/sta/ack</w:t>
       </w:r>
     </w:p>
     <w:p>
@@ -10375,7 +10375,7 @@
         <w:br/>
         <w:t>// BFF เรียกด้วย x-api-key และแนบ x-user-id / x-user-group-id / x-user-permissions มาให้</w:t>
         <w:br/>
-        <w:t>@Controller('sbpgi/interfaces')</w:t>
+        <w:t>@Controller('sbpgi/sbpgi/interface')</w:t>
         <w:br/>
         <w:t>@UseGuards(HttpHeaderGuard)</w:t>
         <w:br/>
@@ -10384,35 +10384,35 @@
         <w:t xml:space="preserve">  constructor(private readonly service: SbpgiJobBatchEmailSRMService) {}</w:t>
         <w:br/>
         <w:br/>
-        <w:t xml:space="preserve">  // GET /api/v1/interfaces/tracking — ค้นสถานะ interface ตาม dataset/business key/status/ช่วงเวลา</w:t>
+        <w:t xml:space="preserve">  // GET /api/v1/sbpgi/interface/tracking — ค้นสถานะ interface ตาม dataset/business key/status/ช่วงเวลา</w:t>
         <w:br/>
-        <w:t xml:space="preserve">  @Get('tracking')</w:t>
+        <w:t xml:space="preserve">  @Get('interface/tracking')</w:t>
         <w:br/>
-        <w:t xml:space="preserve">  getInterfacesTracking(@Query() query: JobBatchEmailSRMQueryDto, @UserId() userId: string) {</w:t>
+        <w:t xml:space="preserve">  getSbpgiInterfaceTracking(@Query() query: JobBatchEmailSRMQueryDto, @UserId() userId: string) {</w:t>
         <w:br/>
         <w:t xml:space="preserve">    // TODO: ตรวจ x-user-permissions ก่อนเรียก service ถ้า endpoint นี้จำกัดสิทธิ์เมนู</w:t>
         <w:br/>
-        <w:t xml:space="preserve">    return this.service.getInterfacesTracking(query, userId);</w:t>
+        <w:t xml:space="preserve">    return this.service.getSbpgiInterfaceTracking(query, userId);</w:t>
         <w:br/>
         <w:t xml:space="preserve">  }</w:t>
         <w:br/>
         <w:br/>
-        <w:t xml:space="preserve">  // GET /api/v1/interfaces/pending-ack — รายการ ACK ค้างตาม watchdog rule อายุอย่างน้อย 1 วัน</w:t>
+        <w:t xml:space="preserve">  // GET /api/v1/sbpgi/interface/pending-ack — รายการ ACK ค้างตาม watchdog rule อายุอย่างน้อย 1 วัน</w:t>
         <w:br/>
-        <w:t xml:space="preserve">  @Get('pending-ack')</w:t>
+        <w:t xml:space="preserve">  @Get('interface/pending-ack')</w:t>
         <w:br/>
-        <w:t xml:space="preserve">  getInterfacesPendingAck(@Query() query: JobBatchEmailSRMQueryDto, @UserId() userId: string) {</w:t>
+        <w:t xml:space="preserve">  getSbpgiInterfacePendingAck(@Query() query: JobBatchEmailSRMQueryDto, @UserId() userId: string) {</w:t>
         <w:br/>
         <w:t xml:space="preserve">    // TODO: ตรวจ x-user-permissions ก่อนเรียก service ถ้า endpoint นี้จำกัดสิทธิ์เมนู</w:t>
         <w:br/>
-        <w:t xml:space="preserve">    return this.service.getInterfacesPendingAck(query, userId);</w:t>
+        <w:t xml:space="preserve">    return this.service.getSbpgiInterfacePendingAck(query, userId);</w:t>
         <w:br/>
         <w:t xml:space="preserve">  }</w:t>
         <w:br/>
         <w:br/>
-        <w:t xml:space="preserve">  // POST /api/v1/interfaces/sta/ack — STA ACK callback ให้ Job 10 เป็น safety net</w:t>
+        <w:t xml:space="preserve">  // POST /api/v1/sbpgi/interface/sta/ack — STA ACK callback ให้ Job 10 เป็น safety net</w:t>
         <w:br/>
-        <w:t xml:space="preserve">  @Post('sta/ack')</w:t>
+        <w:t xml:space="preserve">  @Post('interface/sta/ack')</w:t>
         <w:br/>
         <w:t xml:space="preserve">  receiveAckSta(@Body() body: ReceiveAckStaBodyDto, @UserId() userId: string) {</w:t>
         <w:br/>
@@ -10539,7 +10539,7 @@
           <w:rFonts w:ascii="Courier New" w:hAnsi="Courier New" w:eastAsia="Courier New" w:cs="Tahoma"/>
           <w:sz w:val="16"/>
         </w:rPr>
-        <w:t>// body ของ POST /api/v1/interfaces/sta/ack</w:t>
+        <w:t>// body ของ POST /api/v1/sbpgi/interface/sta/ack</w:t>
         <w:br/>
         <w:t>export class ReceiveAckStaBodyDto {</w:t>
         <w:br/>
@@ -10640,21 +10640,21 @@
         <w:t xml:space="preserve">  ) {}</w:t>
         <w:br/>
         <w:br/>
-        <w:t xml:space="preserve">  // GET /api/v1/interfaces/tracking — ค้นสถานะ interface ตาม dataset/business key/status/ช่วงเวลา</w:t>
+        <w:t xml:space="preserve">  // GET /api/v1/sbpgi/interface/tracking — ค้นสถานะ interface ตาม dataset/business key/status/ช่วงเวลา</w:t>
         <w:br/>
-        <w:t xml:space="preserve">  async getInterfacesTracking(query: JobBatchEmailSRMQueryDto, userId: string) {</w:t>
+        <w:t xml:space="preserve">  async getSbpgiInterfaceTracking(query: JobBatchEmailSRMQueryDto, userId: string) {</w:t>
         <w:br/>
         <w:t xml:space="preserve">    const page = Number(query.page ?? 1);</w:t>
         <w:br/>
         <w:t xml:space="preserve">    const size = Math.min(Number(query.size ?? 20), 100);</w:t>
         <w:br/>
-        <w:t xml:space="preserve">    // SQL เต็มอยู่ในหัวข้อ Database SQL ของเอกสารนี้ (คีย์ 'GET /api/v1/interfaces/tracking')</w:t>
+        <w:t xml:space="preserve">    // SQL เต็มอยู่ในหัวข้อ Database SQL ของเอกสารนี้ (คีย์ 'GET /api/v1/sbpgi/interface/tracking')</w:t>
         <w:br/>
         <w:t xml:space="preserve">    // ⚠️ SQL ตัวอย่างบางเส้นเขียนด้วย named parameter (:size/:offset) แต่ dataSource.query()</w:t>
         <w:br/>
         <w:t xml:space="preserve">    //    รับเฉพาะ positional $1..$n — ต้องแปลงชื่อเป็นลำดับก่อน หรือใช้ QueryBuilder แทน</w:t>
         <w:br/>
-        <w:t xml:space="preserve">    const rows = await this.dataSource.query(SBPGI_SQL.getInterfacesTracking, [</w:t>
+        <w:t xml:space="preserve">    const rows = await this.dataSource.query(SBPGI_SQL.getSbpgiInterfaceTracking, [</w:t>
         <w:br/>
         <w:t xml:space="preserve">      // TODO: เรียงพารามิเตอร์ให้ตรงกับ $1..$n ของ SQL จริง</w:t>
         <w:br/>
@@ -10669,20 +10669,20 @@
         <w:t xml:space="preserve">  }</w:t>
         <w:br/>
         <w:br/>
-        <w:t xml:space="preserve">  // GET /api/v1/interfaces/pending-ack — รายการ ACK ค้างตาม watchdog rule อายุอย่างน้อย 1 วัน</w:t>
+        <w:t xml:space="preserve">  // GET /api/v1/sbpgi/interface/pending-ack — รายการ ACK ค้างตาม watchdog rule อายุอย่างน้อย 1 วัน</w:t>
         <w:br/>
-        <w:t xml:space="preserve">  async getInterfacesPendingAck(query: JobBatchEmailSRMQueryDto, userId: string) {</w:t>
+        <w:t xml:space="preserve">  async getSbpgiInterfacePendingAck(query: JobBatchEmailSRMQueryDto, userId: string) {</w:t>
         <w:br/>
-        <w:t xml:space="preserve">    // TODO: implement ตาม business rule ของ GET /api/v1/interfaces/pending-ack</w:t>
+        <w:t xml:space="preserve">    // TODO: implement ตาม business rule ของ GET /api/v1/sbpgi/interface/pending-ack</w:t>
         <w:br/>
-        <w:t xml:space="preserve">    //       (SQL อยู่ในหัวข้อ Database SQL คีย์ 'GET /api/v1/interfaces/pending-ack')</w:t>
+        <w:t xml:space="preserve">    //       (SQL อยู่ในหัวข้อ Database SQL คีย์ 'GET /api/v1/sbpgi/interface/pending-ack')</w:t>
         <w:br/>
-        <w:t xml:space="preserve">    throw new NotImplementedException('getInterfacesPendingAck ยังไม่ implement');</w:t>
+        <w:t xml:space="preserve">    throw new NotImplementedException('getSbpgiInterfacePendingAck ยังไม่ implement');</w:t>
         <w:br/>
         <w:t xml:space="preserve">  }</w:t>
         <w:br/>
         <w:br/>
-        <w:t xml:space="preserve">  // POST /api/v1/interfaces/sta/ack — STA ACK callback ให้ Job 10 เป็น safety net</w:t>
+        <w:t xml:space="preserve">  // POST /api/v1/sbpgi/interface/sta/ack — STA ACK callback ให้ Job 10 เป็น safety net</w:t>
         <w:br/>
         <w:t xml:space="preserve">  // mutation ต้องอยู่ใน transaction เดียว (ไม่มี audit ของ master แล้ว · 2026-08-07)</w:t>
         <w:br/>
@@ -11272,23 +11272,23 @@
         <w:t xml:space="preserve">  }</w:t>
         <w:br/>
         <w:br/>
-        <w:t xml:space="preserve">  getInterfacesTracking(params: any, user: any) {</w:t>
+        <w:t xml:space="preserve">  getSbpgiInterfaceTracking(params: any, user: any) {</w:t>
         <w:br/>
-        <w:t xml:space="preserve">    return this.client.get('/api/v1/interfaces/tracking', { params, headers: this.userHeaders(user) });</w:t>
+        <w:t xml:space="preserve">    return this.client.get('/api/v1/sbpgi/interface/tracking', { params, headers: this.userHeaders(user) });</w:t>
         <w:br/>
         <w:t xml:space="preserve">  }</w:t>
         <w:br/>
         <w:br/>
-        <w:t xml:space="preserve">  getInterfacesPendingAck(params: any, user: any) {</w:t>
+        <w:t xml:space="preserve">  getSbpgiInterfacePendingAck(params: any, user: any) {</w:t>
         <w:br/>
-        <w:t xml:space="preserve">    return this.client.get('/api/v1/interfaces/pending-ack', { params, headers: this.userHeaders(user) });</w:t>
+        <w:t xml:space="preserve">    return this.client.get('/api/v1/sbpgi/interface/pending-ack', { params, headers: this.userHeaders(user) });</w:t>
         <w:br/>
         <w:t xml:space="preserve">  }</w:t>
         <w:br/>
         <w:br/>
         <w:t xml:space="preserve">  receiveAckSta(body: any, user: any) {</w:t>
         <w:br/>
-        <w:t xml:space="preserve">    return this.client.post('/api/v1/interfaces/sta/ack', body, { headers: this.userHeaders(user) });</w:t>
+        <w:t xml:space="preserve">    return this.client.post('/api/v1/sbpgi/interface/sta/ack', body, { headers: this.userHeaders(user) });</w:t>
         <w:br/>
         <w:t xml:space="preserve">  }</w:t>
         <w:br/>
@@ -11313,24 +11313,24 @@
         <w:t xml:space="preserve">  constructor(private readonly service: SbpgiJobBatchEmailSRMBffService) {}</w:t>
         <w:br/>
         <w:br/>
-        <w:t xml:space="preserve">  // proxy ของ GET /api/v1/interfaces/tracking</w:t>
+        <w:t xml:space="preserve">  // proxy ของ GET /api/v1/sbpgi/interface/tracking</w:t>
         <w:br/>
-        <w:t xml:space="preserve">  @Get('interfaces/tracking')</w:t>
+        <w:t xml:space="preserve">  @Get('sbpgi/interface/tracking')</w:t>
         <w:br/>
-        <w:t xml:space="preserve">  getInterfacesTracking(@Query() query: any, @Req() req: any) {</w:t>
+        <w:t xml:space="preserve">  getSbpgiInterfaceTracking(@Query() query: any, @Req() req: any) {</w:t>
         <w:br/>
-        <w:t xml:space="preserve">    return this.service.getInterfacesTracking(query, req.user);</w:t>
+        <w:t xml:space="preserve">    return this.service.getSbpgiInterfaceTracking(query, req.user);</w:t>
         <w:br/>
         <w:t xml:space="preserve">  }</w:t>
         <w:br/>
         <w:br/>
-        <w:t xml:space="preserve">  // proxy ของ GET /api/v1/interfaces/pending-ack</w:t>
+        <w:t xml:space="preserve">  // proxy ของ GET /api/v1/sbpgi/interface/pending-ack</w:t>
         <w:br/>
-        <w:t xml:space="preserve">  @Get('interfaces/pending-ack')</w:t>
+        <w:t xml:space="preserve">  @Get('sbpgi/interface/pending-ack')</w:t>
         <w:br/>
-        <w:t xml:space="preserve">  getInterfacesPendingAck(@Query() query: any, @Req() req: any) {</w:t>
+        <w:t xml:space="preserve">  getSbpgiInterfacePendingAck(@Query() query: any, @Req() req: any) {</w:t>
         <w:br/>
-        <w:t xml:space="preserve">    return this.service.getInterfacesPendingAck(query, req.user);</w:t>
+        <w:t xml:space="preserve">    return this.service.getSbpgiInterfacePendingAck(query, req.user);</w:t>
         <w:br/>
         <w:t xml:space="preserve">  }</w:t>
         <w:br/>
@@ -11705,7 +11705,7 @@
         <w:rPr>
           <w:b/>
         </w:rPr>
-        <w:t>GET /api/v1/interfaces/tracking</w:t>
+        <w:t>GET /api/v1/sbpgi/interface/tracking</w:t>
       </w:r>
       <w:r>
         <w:t xml:space="preserve"> — ค้นสถานะ interface ตาม dataset/business key/status/ช่วงเวลา</w:t>
@@ -11743,7 +11743,7 @@
         <w:rPr>
           <w:b/>
         </w:rPr>
-        <w:t>GET /api/v1/interfaces/pending-ack</w:t>
+        <w:t>GET /api/v1/sbpgi/interface/pending-ack</w:t>
       </w:r>
       <w:r>
         <w:t xml:space="preserve"> — รายการ ACK ค้างตาม watchdog rule อายุอย่างน้อย 1 วัน</w:t>
@@ -11791,7 +11791,7 @@
         <w:rPr>
           <w:b/>
         </w:rPr>
-        <w:t>POST /api/v1/interfaces/sta/ack</w:t>
+        <w:t>POST /api/v1/sbpgi/interface/sta/ack</w:t>
       </w:r>
       <w:r>
         <w:t xml:space="preserve"> — STA ACK callback ให้ Job 10 เป็น safety net</w:t>
@@ -13677,7 +13677,7 @@
                 <w:rFonts w:ascii="Courier New" w:hAnsi="Courier New" w:eastAsia="Courier New" w:cs="Tahoma"/>
                 <w:sz w:val="18"/>
               </w:rPr>
-              <w:t>GET /api/v1/interfaces/tracking</w:t>
+              <w:t>GET /api/v1/sbpgi/interface/tracking</w:t>
             </w:r>
           </w:p>
         </w:tc>
@@ -13757,7 +13757,7 @@
                 <w:rFonts w:ascii="Courier New" w:hAnsi="Courier New" w:eastAsia="Courier New" w:cs="Tahoma"/>
                 <w:sz w:val="18"/>
               </w:rPr>
-              <w:t>GET /api/v1/interfaces/pending-ack</w:t>
+              <w:t>GET /api/v1/sbpgi/interface/pending-ack</w:t>
             </w:r>
           </w:p>
         </w:tc>
@@ -13837,7 +13837,7 @@
                 <w:rFonts w:ascii="Courier New" w:hAnsi="Courier New" w:eastAsia="Courier New" w:cs="Tahoma"/>
                 <w:sz w:val="18"/>
               </w:rPr>
-              <w:t>POST /api/v1/interfaces/sta/ack</w:t>
+              <w:t>POST /api/v1/sbpgi/interface/sta/ack</w:t>
             </w:r>
           </w:p>
         </w:tc>

--- a/LLDD/word/BE/LLDD-BE-Job-Batch-Email-SRM.docx
+++ b/LLDD/word/BE/LLDD-BE-Job-Batch-Email-SRM.docx
@@ -657,6 +657,476 @@
         <w:t>Common contract reference: ทุกหัวข้อ API/FE ต้องยึด LLDD-BE-API-Common-Contracts.pdf และ LLDD-FE-Integration-Contracts.pdf สำหรับ error/auth/format/pagination/action/RBAC ก่อนลงรายละเอียดเฉพาะหน้าหรือเฉพาะ endpoint</w:t>
       </w:r>
     </w:p>
+    <w:p>
+      <w:pPr>
+        <w:pStyle w:val="Heading2"/>
+        <w:keepNext/>
+        <w:keepLines/>
+        <w:pageBreakBefore w:val="0"/>
+      </w:pPr>
+      <w:r>
+        <w:t>1.1 เอกสาร LLDD ที่เกี่ยวข้อง</w:t>
+      </w:r>
+    </w:p>
+    <w:p>
+      <w:pPr>
+        <w:keepNext w:val="0"/>
+      </w:pPr>
+      <w:r>
+        <w:t>ตารางนี้สร้างจาก endpoint และตารางที่เอกสารฉบับนี้ประกาศไว้จริง — อ่านฉบับที่อยู่ในตารางก่อนลงมือ เพื่อไม่ให้สัญญา request/response หรือชื่อคอลัมน์หลุดจากกัน</w:t>
+      </w:r>
+    </w:p>
+    <w:tbl>
+      <w:tblPr>
+        <w:tblStyle w:val="TableGrid"/>
+        <w:tblW w:type="auto" w:w="0"/>
+        <w:jc w:val="center"/>
+        <w:tblLook w:firstColumn="1" w:firstRow="1" w:lastColumn="0" w:lastRow="0" w:noHBand="0" w:noVBand="1" w:val="04A0"/>
+      </w:tblPr>
+      <w:tblGrid>
+        <w:gridCol w:w="3360"/>
+        <w:gridCol w:w="3360"/>
+        <w:gridCol w:w="3360"/>
+      </w:tblGrid>
+      <w:tr>
+        <w:trPr>
+          <w:cantSplit/>
+        </w:trPr>
+        <w:tc>
+          <w:tcPr>
+            <w:tcW w:type="dxa" w:w="3360"/>
+            <w:vAlign w:val="center"/>
+            <w:shd w:fill="E8EEF5"/>
+          </w:tcPr>
+          <w:p>
+            <w:pPr>
+              <w:keepLines/>
+              <w:spacing w:after="0"/>
+            </w:pPr>
+            <w:r/>
+            <w:r>
+              <w:rPr>
+                <w:rFonts w:ascii="Arial" w:hAnsi="Arial" w:eastAsia="Arial" w:cs="Tahoma"/>
+                <w:b/>
+                <w:sz w:val="18"/>
+              </w:rPr>
+              <w:t>ความสัมพันธ์</w:t>
+            </w:r>
+          </w:p>
+        </w:tc>
+        <w:tc>
+          <w:tcPr>
+            <w:tcW w:type="dxa" w:w="3360"/>
+            <w:vAlign w:val="center"/>
+            <w:shd w:fill="E8EEF5"/>
+          </w:tcPr>
+          <w:p>
+            <w:pPr>
+              <w:keepLines/>
+              <w:spacing w:after="0"/>
+            </w:pPr>
+            <w:r/>
+            <w:r>
+              <w:rPr>
+                <w:rFonts w:ascii="Arial" w:hAnsi="Arial" w:eastAsia="Arial" w:cs="Tahoma"/>
+                <w:b/>
+                <w:sz w:val="18"/>
+              </w:rPr>
+              <w:t>เอกสาร LLDD</w:t>
+            </w:r>
+          </w:p>
+        </w:tc>
+        <w:tc>
+          <w:tcPr>
+            <w:tcW w:type="dxa" w:w="3360"/>
+            <w:vAlign w:val="center"/>
+            <w:shd w:fill="E8EEF5"/>
+          </w:tcPr>
+          <w:p>
+            <w:pPr>
+              <w:keepLines/>
+              <w:spacing w:after="0"/>
+            </w:pPr>
+            <w:r/>
+            <w:r>
+              <w:rPr>
+                <w:rFonts w:ascii="Arial" w:hAnsi="Arial" w:eastAsia="Arial" w:cs="Tahoma"/>
+                <w:b/>
+                <w:sz w:val="18"/>
+              </w:rPr>
+              <w:t>เกี่ยวข้องตรงไหน</w:t>
+            </w:r>
+          </w:p>
+        </w:tc>
+      </w:tr>
+      <w:tr>
+        <w:trPr>
+          <w:cantSplit/>
+        </w:trPr>
+        <w:tc>
+          <w:tcPr>
+            <w:tcW w:type="dxa" w:w="3360"/>
+            <w:vAlign w:val="center"/>
+          </w:tcPr>
+          <w:p>
+            <w:pPr>
+              <w:keepLines/>
+              <w:spacing w:after="0"/>
+            </w:pPr>
+            <w:r>
+              <w:rPr>
+                <w:rFonts w:ascii="Arial" w:hAnsi="Arial" w:eastAsia="Arial" w:cs="Tahoma"/>
+                <w:sz w:val="18"/>
+              </w:rPr>
+            </w:r>
+            <w:r>
+              <w:rPr>
+                <w:rFonts w:ascii="Arial" w:hAnsi="Arial" w:eastAsia="Arial" w:cs="Tahoma"/>
+                <w:sz w:val="18"/>
+              </w:rPr>
+              <w:t>สัญญากลาง</w:t>
+            </w:r>
+          </w:p>
+        </w:tc>
+        <w:tc>
+          <w:tcPr>
+            <w:tcW w:type="dxa" w:w="3360"/>
+            <w:vAlign w:val="center"/>
+          </w:tcPr>
+          <w:p>
+            <w:pPr>
+              <w:keepLines/>
+              <w:spacing w:after="0"/>
+            </w:pPr>
+            <w:r>
+              <w:rPr>
+                <w:rFonts w:ascii="Arial" w:hAnsi="Arial" w:eastAsia="Arial" w:cs="Tahoma"/>
+                <w:sz w:val="18"/>
+              </w:rPr>
+            </w:r>
+            <w:r>
+              <w:rPr>
+                <w:rFonts w:ascii="Arial" w:hAnsi="Arial" w:eastAsia="Arial" w:cs="Tahoma"/>
+                <w:b/>
+                <w:sz w:val="18"/>
+              </w:rPr>
+              <w:t>LLDD-BE-API-Common-Contracts.pdf</w:t>
+            </w:r>
+          </w:p>
+        </w:tc>
+        <w:tc>
+          <w:tcPr>
+            <w:tcW w:type="dxa" w:w="3360"/>
+            <w:vAlign w:val="center"/>
+          </w:tcPr>
+          <w:p>
+            <w:pPr>
+              <w:keepLines/>
+              <w:spacing w:after="0"/>
+            </w:pPr>
+            <w:r>
+              <w:rPr>
+                <w:rFonts w:ascii="Arial" w:hAnsi="Arial" w:eastAsia="Arial" w:cs="Tahoma"/>
+                <w:sz w:val="18"/>
+              </w:rPr>
+            </w:r>
+            <w:r>
+              <w:rPr>
+                <w:rFonts w:ascii="Arial" w:hAnsi="Arial" w:eastAsia="Arial" w:cs="Tahoma"/>
+                <w:sz w:val="18"/>
+              </w:rPr>
+              <w:t xml:space="preserve">envelope </w:t>
+            </w:r>
+            <w:r>
+              <w:rPr>
+                <w:rFonts w:ascii="Courier New" w:hAnsi="Courier New" w:eastAsia="Courier New" w:cs="Tahoma"/>
+                <w:sz w:val="18"/>
+              </w:rPr>
+              <w:t>{success,data}</w:t>
+            </w:r>
+            <w:r>
+              <w:rPr>
+                <w:rFonts w:ascii="Arial" w:hAnsi="Arial" w:eastAsia="Arial" w:cs="Tahoma"/>
+                <w:sz w:val="18"/>
+              </w:rPr>
+              <w:t xml:space="preserve"> · error code · pagination · รูปแบบวันที่/เลขเอกสาร</w:t>
+            </w:r>
+          </w:p>
+        </w:tc>
+      </w:tr>
+      <w:tr>
+        <w:trPr>
+          <w:cantSplit/>
+        </w:trPr>
+        <w:tc>
+          <w:tcPr>
+            <w:tcW w:type="dxa" w:w="3360"/>
+            <w:vAlign w:val="center"/>
+          </w:tcPr>
+          <w:p>
+            <w:pPr>
+              <w:keepLines/>
+              <w:spacing w:after="0"/>
+            </w:pPr>
+            <w:r>
+              <w:rPr>
+                <w:rFonts w:ascii="Arial" w:hAnsi="Arial" w:eastAsia="Arial" w:cs="Tahoma"/>
+                <w:sz w:val="18"/>
+              </w:rPr>
+            </w:r>
+            <w:r>
+              <w:rPr>
+                <w:rFonts w:ascii="Arial" w:hAnsi="Arial" w:eastAsia="Arial" w:cs="Tahoma"/>
+                <w:sz w:val="18"/>
+              </w:rPr>
+              <w:t>โครงสร้างข้อมูล</w:t>
+            </w:r>
+          </w:p>
+        </w:tc>
+        <w:tc>
+          <w:tcPr>
+            <w:tcW w:type="dxa" w:w="3360"/>
+            <w:vAlign w:val="center"/>
+          </w:tcPr>
+          <w:p>
+            <w:pPr>
+              <w:keepLines/>
+              <w:spacing w:after="0"/>
+            </w:pPr>
+            <w:r>
+              <w:rPr>
+                <w:rFonts w:ascii="Arial" w:hAnsi="Arial" w:eastAsia="Arial" w:cs="Tahoma"/>
+                <w:sz w:val="18"/>
+              </w:rPr>
+            </w:r>
+            <w:r>
+              <w:rPr>
+                <w:rFonts w:ascii="Arial" w:hAnsi="Arial" w:eastAsia="Arial" w:cs="Tahoma"/>
+                <w:b/>
+                <w:sz w:val="18"/>
+              </w:rPr>
+              <w:t>LLDD-BE-Database-Structure.pdf</w:t>
+            </w:r>
+          </w:p>
+        </w:tc>
+        <w:tc>
+          <w:tcPr>
+            <w:tcW w:type="dxa" w:w="3360"/>
+            <w:vAlign w:val="center"/>
+          </w:tcPr>
+          <w:p>
+            <w:pPr>
+              <w:keepLines/>
+              <w:spacing w:after="0"/>
+            </w:pPr>
+            <w:r>
+              <w:rPr>
+                <w:rFonts w:ascii="Arial" w:hAnsi="Arial" w:eastAsia="Arial" w:cs="Tahoma"/>
+                <w:sz w:val="18"/>
+              </w:rPr>
+            </w:r>
+            <w:r>
+              <w:rPr>
+                <w:rFonts w:ascii="Arial" w:hAnsi="Arial" w:eastAsia="Arial" w:cs="Tahoma"/>
+                <w:sz w:val="18"/>
+              </w:rPr>
+              <w:t>DDL ของตารางที่หัวข้อ Reference DB Mapping อ้างถึง</w:t>
+            </w:r>
+          </w:p>
+        </w:tc>
+      </w:tr>
+      <w:tr>
+        <w:trPr>
+          <w:cantSplit/>
+        </w:trPr>
+        <w:tc>
+          <w:tcPr>
+            <w:tcW w:type="dxa" w:w="3360"/>
+            <w:vAlign w:val="center"/>
+          </w:tcPr>
+          <w:p>
+            <w:pPr>
+              <w:keepLines/>
+              <w:spacing w:after="0"/>
+            </w:pPr>
+            <w:r>
+              <w:rPr>
+                <w:rFonts w:ascii="Arial" w:hAnsi="Arial" w:eastAsia="Arial" w:cs="Tahoma"/>
+                <w:sz w:val="18"/>
+              </w:rPr>
+            </w:r>
+            <w:r>
+              <w:rPr>
+                <w:rFonts w:ascii="Arial" w:hAnsi="Arial" w:eastAsia="Arial" w:cs="Tahoma"/>
+                <w:sz w:val="18"/>
+              </w:rPr>
+              <w:t>แพลตฟอร์มระบบเดิม</w:t>
+            </w:r>
+          </w:p>
+        </w:tc>
+        <w:tc>
+          <w:tcPr>
+            <w:tcW w:type="dxa" w:w="3360"/>
+            <w:vAlign w:val="center"/>
+          </w:tcPr>
+          <w:p>
+            <w:pPr>
+              <w:keepLines/>
+              <w:spacing w:after="0"/>
+            </w:pPr>
+            <w:r>
+              <w:rPr>
+                <w:rFonts w:ascii="Arial" w:hAnsi="Arial" w:eastAsia="Arial" w:cs="Tahoma"/>
+                <w:sz w:val="18"/>
+              </w:rPr>
+            </w:r>
+            <w:r>
+              <w:rPr>
+                <w:rFonts w:ascii="Arial" w:hAnsi="Arial" w:eastAsia="Arial" w:cs="Tahoma"/>
+                <w:b/>
+                <w:sz w:val="18"/>
+              </w:rPr>
+              <w:t>LLDD-BE-Integration-SBP-Platform.pdf</w:t>
+            </w:r>
+          </w:p>
+        </w:tc>
+        <w:tc>
+          <w:tcPr>
+            <w:tcW w:type="dxa" w:w="3360"/>
+            <w:vAlign w:val="center"/>
+          </w:tcPr>
+          <w:p>
+            <w:pPr>
+              <w:keepLines/>
+              <w:spacing w:after="0"/>
+            </w:pPr>
+            <w:r>
+              <w:rPr>
+                <w:rFonts w:ascii="Arial" w:hAnsi="Arial" w:eastAsia="Arial" w:cs="Tahoma"/>
+                <w:sz w:val="18"/>
+              </w:rPr>
+            </w:r>
+            <w:r>
+              <w:rPr>
+                <w:rFonts w:ascii="Arial" w:hAnsi="Arial" w:eastAsia="Arial" w:cs="Tahoma"/>
+                <w:sz w:val="18"/>
+              </w:rPr>
+              <w:t>header จาก BFF (</w:t>
+            </w:r>
+            <w:r>
+              <w:rPr>
+                <w:rFonts w:ascii="Courier New" w:hAnsi="Courier New" w:eastAsia="Courier New" w:cs="Tahoma"/>
+                <w:sz w:val="18"/>
+              </w:rPr>
+              <w:t>x-api-key</w:t>
+            </w:r>
+            <w:r>
+              <w:rPr>
+                <w:rFonts w:ascii="Arial" w:hAnsi="Arial" w:eastAsia="Arial" w:cs="Tahoma"/>
+                <w:sz w:val="18"/>
+              </w:rPr>
+              <w:t xml:space="preserve"> / </w:t>
+            </w:r>
+            <w:r>
+              <w:rPr>
+                <w:rFonts w:ascii="Courier New" w:hAnsi="Courier New" w:eastAsia="Courier New" w:cs="Tahoma"/>
+                <w:sz w:val="18"/>
+              </w:rPr>
+              <w:t>x-user-*</w:t>
+            </w:r>
+            <w:r>
+              <w:rPr>
+                <w:rFonts w:ascii="Arial" w:hAnsi="Arial" w:eastAsia="Arial" w:cs="Tahoma"/>
+                <w:sz w:val="18"/>
+              </w:rPr>
+              <w:t>) · การ reuse ตารางและ service ของระบบ SBP เดิม</w:t>
+            </w:r>
+          </w:p>
+        </w:tc>
+      </w:tr>
+      <w:tr>
+        <w:trPr>
+          <w:cantSplit/>
+        </w:trPr>
+        <w:tc>
+          <w:tcPr>
+            <w:tcW w:type="dxa" w:w="3360"/>
+            <w:vAlign w:val="center"/>
+          </w:tcPr>
+          <w:p>
+            <w:pPr>
+              <w:keepLines/>
+              <w:spacing w:after="0"/>
+            </w:pPr>
+            <w:r>
+              <w:rPr>
+                <w:rFonts w:ascii="Arial" w:hAnsi="Arial" w:eastAsia="Arial" w:cs="Tahoma"/>
+                <w:sz w:val="18"/>
+              </w:rPr>
+            </w:r>
+            <w:r>
+              <w:rPr>
+                <w:rFonts w:ascii="Arial" w:hAnsi="Arial" w:eastAsia="Arial" w:cs="Tahoma"/>
+                <w:sz w:val="18"/>
+              </w:rPr>
+              <w:t>ต้องจบก่อน (ลำดับงาน)</w:t>
+            </w:r>
+          </w:p>
+        </w:tc>
+        <w:tc>
+          <w:tcPr>
+            <w:tcW w:type="dxa" w:w="3360"/>
+            <w:vAlign w:val="center"/>
+          </w:tcPr>
+          <w:p>
+            <w:pPr>
+              <w:keepLines/>
+              <w:spacing w:after="0"/>
+            </w:pPr>
+            <w:r>
+              <w:rPr>
+                <w:rFonts w:ascii="Arial" w:hAnsi="Arial" w:eastAsia="Arial" w:cs="Tahoma"/>
+                <w:sz w:val="18"/>
+              </w:rPr>
+            </w:r>
+            <w:r>
+              <w:rPr>
+                <w:rFonts w:ascii="Arial" w:hAnsi="Arial" w:eastAsia="Arial" w:cs="Tahoma"/>
+                <w:b/>
+                <w:sz w:val="18"/>
+              </w:rPr>
+              <w:t>LLDD-BE-Database-Structure.pdf</w:t>
+            </w:r>
+          </w:p>
+        </w:tc>
+        <w:tc>
+          <w:tcPr>
+            <w:tcW w:type="dxa" w:w="3360"/>
+            <w:vAlign w:val="center"/>
+          </w:tcPr>
+          <w:p>
+            <w:pPr>
+              <w:keepLines/>
+              <w:spacing w:after="0"/>
+            </w:pPr>
+            <w:r>
+              <w:rPr>
+                <w:rFonts w:ascii="Arial" w:hAnsi="Arial" w:eastAsia="Arial" w:cs="Tahoma"/>
+                <w:sz w:val="18"/>
+              </w:rPr>
+            </w:r>
+            <w:r>
+              <w:rPr>
+                <w:rFonts w:ascii="Arial" w:hAnsi="Arial" w:eastAsia="Arial" w:cs="Tahoma"/>
+                <w:sz w:val="18"/>
+              </w:rPr>
+              <w:t>เป็นฉบับต้นทางของสัญญา/โครงที่ฉบับนี้อ้าง</w:t>
+            </w:r>
+          </w:p>
+        </w:tc>
+      </w:tr>
+    </w:tbl>
+    <w:p/>
     <w:p>
       <w:pPr>
         <w:pStyle w:val="Heading1"/>
@@ -740,7 +1210,18 @@
         <w:pageBreakBefore w:val="0"/>
       </w:pPr>
       <w:r>
-        <w:t>4. Implementation Flow Diagram (Reference)</w:t>
+        <w:t>4. Implementation Flow &amp; Sequence Diagram (Reference)</w:t>
+      </w:r>
+    </w:p>
+    <w:p>
+      <w:pPr>
+        <w:pStyle w:val="Heading2"/>
+        <w:keepNext/>
+        <w:keepLines/>
+        <w:pageBreakBefore w:val="0"/>
+      </w:pPr>
+      <w:r>
+        <w:t>4.1 Implementation Flow (ลำดับขั้นการทำงาน)</w:t>
       </w:r>
     </w:p>
     <w:p>
@@ -798,6 +1279,78 @@
     </w:p>
     <w:p>
       <w:pPr>
+        <w:pStyle w:val="Heading2"/>
+        <w:keepNext/>
+        <w:keepLines/>
+        <w:pageBreakBefore w:val="0"/>
+      </w:pPr>
+      <w:r>
+        <w:t>4.2 Sequence Diagram (ใครคุยกับใคร ลำดับไหน)</w:t>
+      </w:r>
+    </w:p>
+    <w:p>
+      <w:pPr>
+        <w:keepNext w:val="0"/>
+      </w:pPr>
+      <w:r>
+        <w:t>ผู้แสดงและลำดับข้อความในภาพนี้สร้างจาก endpoint ในหัวข้อ 7 และตารางในหัวข้อ Reference DB Mapping ของเอกสารฉบับนี้เอง จึงตรงกับสัญญาเสมอ</w:t>
+      </w:r>
+    </w:p>
+    <w:p>
+      <w:pPr>
+        <w:keepNext/>
+        <w:jc w:val="center"/>
+      </w:pPr>
+      <w:r>
+        <w:drawing>
+          <wp:inline xmlns:a="http://schemas.openxmlformats.org/drawingml/2006/main" xmlns:pic="http://schemas.openxmlformats.org/drawingml/2006/picture">
+            <wp:extent cx="5669280" cy="3135602"/>
+            <wp:docPr id="2" name="Picture 2"/>
+            <wp:cNvGraphicFramePr>
+              <a:graphicFrameLocks noChangeAspect="1"/>
+            </wp:cNvGraphicFramePr>
+            <a:graphic>
+              <a:graphicData uri="http://schemas.openxmlformats.org/drawingml/2006/picture">
+                <pic:pic>
+                  <pic:nvPicPr>
+                    <pic:cNvPr id="0" name="BE-LLDD-BE-Job-Batch-Email-SRM-sequence.png"/>
+                    <pic:cNvPicPr/>
+                  </pic:nvPicPr>
+                  <pic:blipFill>
+                    <a:blip r:embed="rId12"/>
+                    <a:stretch>
+                      <a:fillRect/>
+                    </a:stretch>
+                  </pic:blipFill>
+                  <pic:spPr>
+                    <a:xfrm>
+                      <a:off x="0" y="0"/>
+                      <a:ext cx="5669280" cy="3135602"/>
+                    </a:xfrm>
+                    <a:prstGeom prst="rect"/>
+                  </pic:spPr>
+                </pic:pic>
+              </a:graphicData>
+            </a:graphic>
+          </wp:inline>
+        </w:drawing>
+      </w:r>
+    </w:p>
+    <w:p>
+      <w:pPr>
+        <w:keepLines/>
+        <w:jc w:val="center"/>
+      </w:pPr>
+      <w:r>
+        <w:rPr>
+          <w:i/>
+          <w:sz w:val="18"/>
+        </w:rPr>
+        <w:t>รูปที่ 2: Sequence diagram: LLDD BE - Job Batch and Email Integration</w:t>
+      </w:r>
+    </w:p>
+    <w:p>
+      <w:pPr>
         <w:pStyle w:val="Heading1"/>
         <w:keepNext/>
         <w:keepLines/>
@@ -1456,7 +2009,7 @@
                 <w:rFonts w:ascii="Arial" w:hAnsi="Arial" w:eastAsia="Arial" w:cs="Tahoma"/>
                 <w:sz w:val="18"/>
               </w:rPr>
-              <w:t>GET /api/v1/sbpgi/interface/tracking; GET /api/v1/sbpgi/interface/pending-ack; POST /api/v1/sbpgi/interface/sta/ack</w:t>
+              <w:t>GET /api/v1/sgi/interface/tracking; GET /api/v1/sgi/interface/pending-ack; POST /api/v1/sgi/interface/sta/ack</w:t>
             </w:r>
           </w:p>
         </w:tc>
@@ -1566,7 +2119,7 @@
                 <w:rFonts w:ascii="Arial" w:hAnsi="Arial" w:eastAsia="Arial" w:cs="Tahoma"/>
                 <w:sz w:val="18"/>
               </w:rPr>
-              <w:t>(application log แบบ structured); interface_transactions</w:t>
+              <w:t>(application log แบบ structured); sgi_interface_transactions</w:t>
             </w:r>
           </w:p>
         </w:tc>
@@ -1715,7 +2268,7 @@
                 <w:rFonts w:ascii="Arial" w:hAnsi="Arial" w:eastAsia="Arial" w:cs="Tahoma"/>
                 <w:sz w:val="18"/>
               </w:rPr>
-              <w:t>GET /api/v1/sbpgi/interface/tracking</w:t>
+              <w:t>GET /api/v1/sgi/interface/tracking</w:t>
             </w:r>
           </w:p>
         </w:tc>
@@ -1820,7 +2373,7 @@
                 <w:rFonts w:ascii="Arial" w:hAnsi="Arial" w:eastAsia="Arial" w:cs="Tahoma"/>
                 <w:sz w:val="18"/>
               </w:rPr>
-              <w:t>GET /api/v1/sbpgi/interface/pending-ack</w:t>
+              <w:t>GET /api/v1/sgi/interface/pending-ack</w:t>
             </w:r>
           </w:p>
         </w:tc>
@@ -1925,7 +2478,7 @@
                 <w:rFonts w:ascii="Arial" w:hAnsi="Arial" w:eastAsia="Arial" w:cs="Tahoma"/>
                 <w:sz w:val="18"/>
               </w:rPr>
-              <w:t>POST /api/v1/sbpgi/interface/sta/ack</w:t>
+              <w:t>POST /api/v1/sgi/interface/sta/ack</w:t>
             </w:r>
           </w:p>
         </w:tc>
@@ -3036,7 +3589,7 @@
         <w:pageBreakBefore w:val="0"/>
       </w:pPr>
       <w:r>
-        <w:t>GET /api/v1/sbpgi/interface/tracking</w:t>
+        <w:t>GET /api/v1/sgi/interface/tracking</w:t>
       </w:r>
     </w:p>
     <w:p>
@@ -5785,7 +6338,7 @@
         <w:pageBreakBefore w:val="0"/>
       </w:pPr>
       <w:r>
-        <w:t>GET /api/v1/sbpgi/interface/pending-ack</w:t>
+        <w:t>GET /api/v1/sgi/interface/pending-ack</w:t>
       </w:r>
     </w:p>
     <w:p>
@@ -7999,7 +8552,7 @@
         <w:pageBreakBefore w:val="0"/>
       </w:pPr>
       <w:r>
-        <w:t>POST /api/v1/sbpgi/interface/sta/ack</w:t>
+        <w:t>POST /api/v1/sgi/interface/sta/ack</w:t>
       </w:r>
     </w:p>
     <w:p>
@@ -9095,7 +9648,7 @@
                 <w:rFonts w:ascii="Arial" w:hAnsi="Arial" w:eastAsia="Arial" w:cs="Tahoma"/>
                 <w:sz w:val="18"/>
               </w:rPr>
-              <w:t>interface_transactions</w:t>
+              <w:t>sgi_interface_transactions</w:t>
             </w:r>
           </w:p>
         </w:tc>
@@ -9481,7 +10034,7 @@
                 <w:rFonts w:ascii="Arial" w:hAnsi="Arial" w:eastAsia="Arial" w:cs="Tahoma"/>
                 <w:sz w:val="18"/>
               </w:rPr>
-              <w:t>store-backend · src/modules/sbpgi-job-batch-email-srm/sbpgi-job-batch-email-srm.controller.ts</w:t>
+              <w:t>store-backend · src/modules/sgi-job-batch-email-srm/sgi-job-batch-email-srm.controller.ts</w:t>
             </w:r>
           </w:p>
         </w:tc>
@@ -9557,7 +10110,7 @@
                 <w:rFonts w:ascii="Arial" w:hAnsi="Arial" w:eastAsia="Arial" w:cs="Tahoma"/>
                 <w:sz w:val="18"/>
               </w:rPr>
-              <w:t>store-backend · src/modules/sbpgi-job-batch-email-srm/sbpgi-job-batch-email-srm.service.ts</w:t>
+              <w:t>store-backend · src/modules/sgi-job-batch-email-srm/sgi-job-batch-email-srm.service.ts</w:t>
             </w:r>
           </w:p>
         </w:tc>
@@ -9626,7 +10179,7 @@
                 <w:rFonts w:ascii="Arial" w:hAnsi="Arial" w:eastAsia="Arial" w:cs="Tahoma"/>
                 <w:sz w:val="18"/>
               </w:rPr>
-              <w:t>store-backend · src/modules/sbpgi-job-batch-email-srm/sbpgi-job-batch-email-srm.sql.ts</w:t>
+              <w:t>store-backend · src/modules/sgi-job-batch-email-srm/sgi-job-batch-email-srm.sql.ts</w:t>
             </w:r>
           </w:p>
         </w:tc>
@@ -9681,7 +10234,7 @@
                 <w:rFonts w:ascii="Arial" w:hAnsi="Arial" w:eastAsia="Arial" w:cs="Tahoma"/>
                 <w:sz w:val="18"/>
               </w:rPr>
-              <w:t>store-backend · src/modules/sbpgi-job-batch-email-srm/dto/sbpgi-job-batch-email-srm.dto.ts</w:t>
+              <w:t>store-backend · src/modules/sgi-job-batch-email-srm/dto/sgi-job-batch-email-srm.dto.ts</w:t>
             </w:r>
           </w:p>
         </w:tc>
@@ -9736,7 +10289,7 @@
                 <w:rFonts w:ascii="Arial" w:hAnsi="Arial" w:eastAsia="Arial" w:cs="Tahoma"/>
                 <w:sz w:val="18"/>
               </w:rPr>
-              <w:t>store-backend · src/modules/sbpgi-job-batch-email-srm/sbpgi-job-batch-email-srm.module.ts</w:t>
+              <w:t>store-backend · src/modules/sgi-job-batch-email-srm/sgi-job-batch-email-srm.module.ts</w:t>
             </w:r>
           </w:p>
         </w:tc>
@@ -9798,7 +10351,7 @@
                 <w:rFonts w:ascii="Arial" w:hAnsi="Arial" w:eastAsia="Arial" w:cs="Tahoma"/>
                 <w:sz w:val="18"/>
               </w:rPr>
-              <w:t>store-backend · src/entitys/interface-transactions.entity.ts</w:t>
+              <w:t>store-backend · src/entitys/sgi-interface-transactions.entity.ts</w:t>
             </w:r>
           </w:p>
         </w:tc>
@@ -9830,7 +10383,7 @@
                 <w:rFonts w:ascii="Courier New" w:hAnsi="Courier New" w:eastAsia="Courier New" w:cs="Tahoma"/>
                 <w:sz w:val="18"/>
               </w:rPr>
-              <w:t>interface_transactions</w:t>
+              <w:t>sgi_interface_transactions</w:t>
             </w:r>
             <w:r>
               <w:rPr>
@@ -9964,7 +10517,7 @@
                 <w:rFonts w:ascii="Arial" w:hAnsi="Arial" w:eastAsia="Arial" w:cs="Tahoma"/>
                 <w:sz w:val="18"/>
               </w:rPr>
-              <w:t>store-backend · src/providers/sbpgi/sbpgi.ts</w:t>
+              <w:t>store-backend · src/providers/sgi/sgi.ts</w:t>
             </w:r>
           </w:p>
         </w:tc>
@@ -10041,7 +10594,7 @@
                 <w:rFonts w:ascii="Arial" w:hAnsi="Arial" w:eastAsia="Arial" w:cs="Tahoma"/>
                 <w:sz w:val="18"/>
               </w:rPr>
-              <w:t>store-backend · sql/deploy-sbpgi-job-batch-email-srm.sql</w:t>
+              <w:t>store-backend · sql/deploy-sgi-job-batch-email-srm.sql</w:t>
             </w:r>
           </w:p>
         </w:tc>
@@ -10096,7 +10649,7 @@
                 <w:rFonts w:ascii="Arial" w:hAnsi="Arial" w:eastAsia="Arial" w:cs="Tahoma"/>
                 <w:sz w:val="18"/>
               </w:rPr>
-              <w:t>BFF · src/common/client-services/sbpgi-client.service.ts</w:t>
+              <w:t>BFF · src/common/client-services/sgi-client.service.ts</w:t>
             </w:r>
           </w:p>
         </w:tc>
@@ -10186,7 +10739,7 @@
                 <w:rFonts w:ascii="Arial" w:hAnsi="Arial" w:eastAsia="Arial" w:cs="Tahoma"/>
                 <w:sz w:val="18"/>
               </w:rPr>
-              <w:t>BFF · src/modules/sbpgi-job-batch-email-srm/sbpgi-job-batch-email-srm.controller.ts</w:t>
+              <w:t>BFF · src/modules/sgi-job-batch-email-srm/sgi-job-batch-email-srm.controller.ts</w:t>
             </w:r>
           </w:p>
         </w:tc>
@@ -10219,7 +10772,7 @@
                 <w:color w:val="8A3324"/>
                 <w:sz w:val="18"/>
               </w:rPr>
-              <w:t>/bff/sbpgi/…</w:t>
+              <w:t>/bff/sgi/…</w:t>
             </w:r>
             <w:r>
               <w:rPr>
@@ -10263,7 +10816,7 @@
                 <w:rFonts w:ascii="Arial" w:hAnsi="Arial" w:eastAsia="Arial" w:cs="Tahoma"/>
                 <w:sz w:val="18"/>
               </w:rPr>
-              <w:t>BFF · src/modules/sbpgi-job-batch-email-srm/sbpgi-job-batch-email-srm.service.ts</w:t>
+              <w:t>BFF · src/modules/sgi-job-batch-email-srm/sgi-job-batch-email-srm.service.ts</w:t>
             </w:r>
           </w:p>
         </w:tc>
@@ -10358,7 +10911,7 @@
           <w:rFonts w:ascii="Courier New" w:hAnsi="Courier New" w:eastAsia="Courier New" w:cs="Tahoma"/>
           <w:sz w:val="16"/>
         </w:rPr>
-        <w:t>// src/modules/sbpgi-job-batch-email-srm/sbpgi-job-batch-email-srm.controller.ts</w:t>
+        <w:t>// src/modules/sgi-job-batch-email-srm/sgi-job-batch-email-srm.controller.ts</w:t>
         <w:br/>
         <w:t>import { Body, Controller, Get, Post, Query, UseGuards } from '@nestjs/common';</w:t>
         <w:br/>
@@ -10366,51 +10919,51 @@
         <w:br/>
         <w:t>import { UserId } from '../../common/decorators/user-id.decorator';</w:t>
         <w:br/>
-        <w:t>import { SbpgiJobBatchEmailSRMService } from './sbpgi-job-batch-email-srm.service';</w:t>
+        <w:t>import { SgiJobBatchEmailSRMService } from './sgi-job-batch-email-srm.service';</w:t>
         <w:br/>
-        <w:t>import { JobBatchEmailSRMQueryDto, ReceiveAckStaBodyDto } from './dto/sbpgi-job-batch-email-srm.dto';</w:t>
+        <w:t>import { JobBatchEmailSRMQueryDto, ReceiveAckStaBodyDto } from './dto/sgi-job-batch-email-srm.dto';</w:t>
         <w:br/>
         <w:br/>
         <w:t>// LLDD BE - Job Batch and Email Integration</w:t>
         <w:br/>
         <w:t>// BFF เรียกด้วย x-api-key และแนบ x-user-id / x-user-group-id / x-user-permissions มาให้</w:t>
         <w:br/>
-        <w:t>@Controller('sbpgi/sbpgi/interface')</w:t>
+        <w:t>@Controller('sgi/sgi/interface')</w:t>
         <w:br/>
         <w:t>@UseGuards(HttpHeaderGuard)</w:t>
         <w:br/>
-        <w:t>export class SbpgiJobBatchEmailSRMController {</w:t>
+        <w:t>export class SgiJobBatchEmailSRMController {</w:t>
         <w:br/>
-        <w:t xml:space="preserve">  constructor(private readonly service: SbpgiJobBatchEmailSRMService) {}</w:t>
+        <w:t xml:space="preserve">  constructor(private readonly service: SgiJobBatchEmailSRMService) {}</w:t>
         <w:br/>
         <w:br/>
-        <w:t xml:space="preserve">  // GET /api/v1/sbpgi/interface/tracking — ค้นสถานะ interface ตาม dataset/business key/status/ช่วงเวลา</w:t>
+        <w:t xml:space="preserve">  // GET /api/v1/sgi/interface/tracking — ค้นสถานะ interface ตาม dataset/business key/status/ช่วงเวลา</w:t>
         <w:br/>
         <w:t xml:space="preserve">  @Get('interface/tracking')</w:t>
         <w:br/>
-        <w:t xml:space="preserve">  getSbpgiInterfaceTracking(@Query() query: JobBatchEmailSRMQueryDto, @UserId() userId: string) {</w:t>
+        <w:t xml:space="preserve">  getSgiInterfaceTracking(@Query() query: JobBatchEmailSRMQueryDto, @UserId() userId: string) {</w:t>
         <w:br/>
         <w:t xml:space="preserve">    // TODO: ตรวจ x-user-permissions ก่อนเรียก service ถ้า endpoint นี้จำกัดสิทธิ์เมนู</w:t>
         <w:br/>
-        <w:t xml:space="preserve">    return this.service.getSbpgiInterfaceTracking(query, userId);</w:t>
+        <w:t xml:space="preserve">    return this.service.getSgiInterfaceTracking(query, userId);</w:t>
         <w:br/>
         <w:t xml:space="preserve">  }</w:t>
         <w:br/>
         <w:br/>
-        <w:t xml:space="preserve">  // GET /api/v1/sbpgi/interface/pending-ack — รายการ ACK ค้างตาม watchdog rule อายุอย่างน้อย 1 วัน</w:t>
+        <w:t xml:space="preserve">  // GET /api/v1/sgi/interface/pending-ack — รายการ ACK ค้างตาม watchdog rule อายุอย่างน้อย 1 วัน</w:t>
         <w:br/>
         <w:t xml:space="preserve">  @Get('interface/pending-ack')</w:t>
         <w:br/>
-        <w:t xml:space="preserve">  getSbpgiInterfacePendingAck(@Query() query: JobBatchEmailSRMQueryDto, @UserId() userId: string) {</w:t>
+        <w:t xml:space="preserve">  getSgiInterfacePendingAck(@Query() query: JobBatchEmailSRMQueryDto, @UserId() userId: string) {</w:t>
         <w:br/>
         <w:t xml:space="preserve">    // TODO: ตรวจ x-user-permissions ก่อนเรียก service ถ้า endpoint นี้จำกัดสิทธิ์เมนู</w:t>
         <w:br/>
-        <w:t xml:space="preserve">    return this.service.getSbpgiInterfacePendingAck(query, userId);</w:t>
+        <w:t xml:space="preserve">    return this.service.getSgiInterfacePendingAck(query, userId);</w:t>
         <w:br/>
         <w:t xml:space="preserve">  }</w:t>
         <w:br/>
         <w:br/>
-        <w:t xml:space="preserve">  // POST /api/v1/sbpgi/interface/sta/ack — STA ACK callback ให้ Job 10 เป็น safety net</w:t>
+        <w:t xml:space="preserve">  // POST /api/v1/sgi/interface/sta/ack — STA ACK callback ให้ Job 10 เป็น safety net</w:t>
         <w:br/>
         <w:t xml:space="preserve">  @Post('interface/sta/ack')</w:t>
         <w:br/>
@@ -10446,7 +10999,7 @@
           <w:rFonts w:ascii="Courier New" w:hAnsi="Courier New" w:eastAsia="Courier New" w:cs="Tahoma"/>
           <w:sz w:val="16"/>
         </w:rPr>
-        <w:t>// src/modules/sbpgi-job-batch-email-srm/dto/sbpgi-job-batch-email-srm.dto.ts</w:t>
+        <w:t>// src/modules/sgi-job-batch-email-srm/dto/sgi-job-batch-email-srm.dto.ts</w:t>
         <w:br/>
         <w:t>import { Type } from 'class-transformer';</w:t>
         <w:br/>
@@ -10539,7 +11092,7 @@
           <w:rFonts w:ascii="Courier New" w:hAnsi="Courier New" w:eastAsia="Courier New" w:cs="Tahoma"/>
           <w:sz w:val="16"/>
         </w:rPr>
-        <w:t>// body ของ POST /api/v1/sbpgi/interface/sta/ack</w:t>
+        <w:t>// body ของ POST /api/v1/sgi/interface/sta/ack</w:t>
         <w:br/>
         <w:t>export class ReceiveAckStaBodyDto {</w:t>
         <w:br/>
@@ -10615,20 +11168,20 @@
           <w:rFonts w:ascii="Courier New" w:hAnsi="Courier New" w:eastAsia="Courier New" w:cs="Tahoma"/>
           <w:sz w:val="16"/>
         </w:rPr>
-        <w:t>// src/modules/sbpgi-job-batch-email-srm/sbpgi-job-batch-email-srm.service.ts</w:t>
+        <w:t>// src/modules/sgi-job-batch-email-srm/sgi-job-batch-email-srm.service.ts</w:t>
         <w:br/>
         <w:t>import { Inject, Injectable, Logger, NotFoundException, NotImplementedException } from '@nestjs/common';</w:t>
         <w:br/>
         <w:t>import { DataSource } from 'typeorm';</w:t>
         <w:br/>
-        <w:t>import { SBPGI_SQL } from './sbpgi-job-batch-email-srm.sql';</w:t>
+        <w:t>import { SGI_SQL } from './sgi-job-batch-email-srm.sql';</w:t>
         <w:br/>
         <w:br/>
         <w:t>@Injectable()</w:t>
         <w:br/>
-        <w:t>export class SbpgiJobBatchEmailSRMService {</w:t>
+        <w:t>export class SgiJobBatchEmailSRMService {</w:t>
         <w:br/>
-        <w:t xml:space="preserve">  private readonly logger = new Logger(SbpgiJobBatchEmailSRMService.name);</w:t>
+        <w:t xml:space="preserve">  private readonly logger = new Logger(SgiJobBatchEmailSRMService.name);</w:t>
         <w:br/>
         <w:br/>
         <w:t xml:space="preserve">  constructor(</w:t>
@@ -10640,21 +11193,21 @@
         <w:t xml:space="preserve">  ) {}</w:t>
         <w:br/>
         <w:br/>
-        <w:t xml:space="preserve">  // GET /api/v1/sbpgi/interface/tracking — ค้นสถานะ interface ตาม dataset/business key/status/ช่วงเวลา</w:t>
+        <w:t xml:space="preserve">  // GET /api/v1/sgi/interface/tracking — ค้นสถานะ interface ตาม dataset/business key/status/ช่วงเวลา</w:t>
         <w:br/>
-        <w:t xml:space="preserve">  async getSbpgiInterfaceTracking(query: JobBatchEmailSRMQueryDto, userId: string) {</w:t>
+        <w:t xml:space="preserve">  async getSgiInterfaceTracking(query: JobBatchEmailSRMQueryDto, userId: string) {</w:t>
         <w:br/>
         <w:t xml:space="preserve">    const page = Number(query.page ?? 1);</w:t>
         <w:br/>
         <w:t xml:space="preserve">    const size = Math.min(Number(query.size ?? 20), 100);</w:t>
         <w:br/>
-        <w:t xml:space="preserve">    // SQL เต็มอยู่ในหัวข้อ Database SQL ของเอกสารนี้ (คีย์ 'GET /api/v1/sbpgi/interface/tracking')</w:t>
+        <w:t xml:space="preserve">    // SQL เต็มอยู่ในหัวข้อ Database SQL ของเอกสารนี้ (คีย์ 'GET /api/v1/sgi/interface/tracking')</w:t>
         <w:br/>
         <w:t xml:space="preserve">    // ⚠️ SQL ตัวอย่างบางเส้นเขียนด้วย named parameter (:size/:offset) แต่ dataSource.query()</w:t>
         <w:br/>
         <w:t xml:space="preserve">    //    รับเฉพาะ positional $1..$n — ต้องแปลงชื่อเป็นลำดับก่อน หรือใช้ QueryBuilder แทน</w:t>
         <w:br/>
-        <w:t xml:space="preserve">    const rows = await this.dataSource.query(SBPGI_SQL.getSbpgiInterfaceTracking, [</w:t>
+        <w:t xml:space="preserve">    const rows = await this.dataSource.query(SGI_SQL.getSgiInterfaceTracking, [</w:t>
         <w:br/>
         <w:t xml:space="preserve">      // TODO: เรียงพารามิเตอร์ให้ตรงกับ $1..$n ของ SQL จริง</w:t>
         <w:br/>
@@ -10669,20 +11222,20 @@
         <w:t xml:space="preserve">  }</w:t>
         <w:br/>
         <w:br/>
-        <w:t xml:space="preserve">  // GET /api/v1/sbpgi/interface/pending-ack — รายการ ACK ค้างตาม watchdog rule อายุอย่างน้อย 1 วัน</w:t>
+        <w:t xml:space="preserve">  // GET /api/v1/sgi/interface/pending-ack — รายการ ACK ค้างตาม watchdog rule อายุอย่างน้อย 1 วัน</w:t>
         <w:br/>
-        <w:t xml:space="preserve">  async getSbpgiInterfacePendingAck(query: JobBatchEmailSRMQueryDto, userId: string) {</w:t>
+        <w:t xml:space="preserve">  async getSgiInterfacePendingAck(query: JobBatchEmailSRMQueryDto, userId: string) {</w:t>
         <w:br/>
-        <w:t xml:space="preserve">    // TODO: implement ตาม business rule ของ GET /api/v1/sbpgi/interface/pending-ack</w:t>
+        <w:t xml:space="preserve">    // TODO: implement ตาม business rule ของ GET /api/v1/sgi/interface/pending-ack</w:t>
         <w:br/>
-        <w:t xml:space="preserve">    //       (SQL อยู่ในหัวข้อ Database SQL คีย์ 'GET /api/v1/sbpgi/interface/pending-ack')</w:t>
+        <w:t xml:space="preserve">    //       (SQL อยู่ในหัวข้อ Database SQL คีย์ 'GET /api/v1/sgi/interface/pending-ack')</w:t>
         <w:br/>
-        <w:t xml:space="preserve">    throw new NotImplementedException('getSbpgiInterfacePendingAck ยังไม่ implement');</w:t>
+        <w:t xml:space="preserve">    throw new NotImplementedException('getSgiInterfacePendingAck ยังไม่ implement');</w:t>
         <w:br/>
         <w:t xml:space="preserve">  }</w:t>
         <w:br/>
         <w:br/>
-        <w:t xml:space="preserve">  // POST /api/v1/sbpgi/interface/sta/ack — STA ACK callback ให้ Job 10 เป็น safety net</w:t>
+        <w:t xml:space="preserve">  // POST /api/v1/sgi/interface/sta/ack — STA ACK callback ให้ Job 10 เป็น safety net</w:t>
         <w:br/>
         <w:t xml:space="preserve">  // mutation ต้องอยู่ใน transaction เดียว (ไม่มี audit ของ master แล้ว · 2026-08-07)</w:t>
         <w:br/>
@@ -10696,9 +11249,9 @@
         <w:br/>
         <w:t xml:space="preserve">    try {</w:t>
         <w:br/>
-        <w:t xml:space="preserve">      // TODO: lock แถวเป้าหมายของ interface_transactions ด้วย SELECT ... FOR UPDATE ก่อนเขียน</w:t>
+        <w:t xml:space="preserve">      // TODO: lock แถวเป้าหมายของ sgi_interface_transactions ด้วย SELECT ... FOR UPDATE ก่อนเขียน</w:t>
         <w:br/>
-        <w:t xml:space="preserve">      const [current] = await runner.query(SBPGI_SQL.receiveAckStaLock, [body.docNo]);</w:t>
+        <w:t xml:space="preserve">      const [current] = await runner.query(SGI_SQL.receiveAckStaLock, [body.docNo]);</w:t>
         <w:br/>
         <w:t xml:space="preserve">      if (!current) {</w:t>
         <w:br/>
@@ -10706,7 +11259,7 @@
         <w:br/>
         <w:t xml:space="preserve">      }</w:t>
         <w:br/>
-        <w:t xml:space="preserve">      await runner.query(SBPGI_SQL.receiveAckSta, [/* TODO: ผูกค่าจาก body */]);</w:t>
+        <w:t xml:space="preserve">      await runner.query(SGI_SQL.receiveAckSta, [/* TODO: ผูกค่าจาก body */]);</w:t>
         <w:br/>
         <w:t xml:space="preserve">      await runner.commitTransaction();</w:t>
         <w:br/>
@@ -10752,12 +11305,12 @@
           <w:rFonts w:ascii="Courier New" w:hAnsi="Courier New" w:eastAsia="Courier New" w:cs="Tahoma"/>
           <w:sz w:val="16"/>
         </w:rPr>
-        <w:t>// src/entitys/interface-transactions.entity.ts</w:t>
+        <w:t>// src/entitys/sgi-interface-transactions.entity.ts</w:t>
         <w:br/>
         <w:t>import { Column, Entity, PrimaryColumn } from 'typeorm';</w:t>
         <w:br/>
         <w:br/>
-        <w:t>@Entity({ name: 'interface_transactions', schema: process.env.DB_SCHEMA })</w:t>
+        <w:t>@Entity({ name: 'sgi_interface_transactions', schema: process.env.DB_SCHEMA })</w:t>
         <w:br/>
         <w:t>export class InterfaceTransaction {</w:t>
         <w:br/>
@@ -10821,7 +11374,7 @@
         <w:t xml:space="preserve">  returnCode?: string;</w:t>
         <w:br/>
         <w:br/>
-        <w:t xml:space="preserve">  // TODO: ตรวจความยาว/precision กับ DDL จริงใน sql/deploy-sbpgi-*.sql ก่อน merge</w:t>
+        <w:t xml:space="preserve">  // TODO: ตรวจความยาว/precision กับ DDL จริงใน sql/deploy-sgi-*.sql ก่อน merge</w:t>
         <w:br/>
         <w:t xml:space="preserve">  //       entity ชุดนี้ไม่ประกาศ relation ตาม convention (join ด้วย raw SQL)</w:t>
         <w:br/>
@@ -11059,7 +11612,7 @@
           <w:rFonts w:ascii="Courier New" w:hAnsi="Courier New" w:eastAsia="Courier New" w:cs="Tahoma"/>
           <w:sz w:val="16"/>
         </w:rPr>
-        <w:t>// src/providers/sbpgi/sbpgi.ts — repository provider แบบ factory (ไม่ใช้ TypeOrmModule.forFeature)</w:t>
+        <w:t>// src/providers/sgi/sgi.ts — repository provider แบบ factory (ไม่ใช้ TypeOrmModule.forFeature)</w:t>
         <w:br/>
         <w:t>// convention ของโฟลเดอร์ providers คือ 1 ไฟล์ต่อโดเมน ตั้งชื่อตามโดเมน (business_user/business_user.ts,</w:t>
         <w:br/>
@@ -11067,22 +11620,22 @@
         <w:br/>
         <w:t>//</w:t>
         <w:br/>
-        <w:t>// ⚠️ ไฟล์นี้ใช้ร่วมกันทุกเอกสาร BE ของ SBPGI — ให้ **merge array เพิ่ม** เข้าไฟล์เดิม ห้ามเขียนทับ</w:t>
+        <w:t>// ⚠️ ไฟล์นี้ใช้ร่วมกันทุกเอกสาร BE ของ SGI — ให้ **merge array เพิ่ม** เข้าไฟล์เดิม ห้ามเขียนทับ</w:t>
         <w:br/>
         <w:t>//    (ชื่อ const แยกต่อเอกสารไว้แล้วเพื่อไม่ให้ชนกัน)</w:t>
         <w:br/>
         <w:t>import { DataSource } from 'typeorm';</w:t>
         <w:br/>
-        <w:t>import { InterfaceTransaction } from '../../entitys/interface-transactions.entity';</w:t>
+        <w:t>import { InterfaceTransaction } from '../../entitys/sgi-interface-transactions.entity';</w:t>
         <w:br/>
         <w:t>import { EmailSent } from '../../entitys/email-sent.entity';</w:t>
         <w:br/>
         <w:br/>
-        <w:t>export const sbpgiJobBatchEmailSRMProviders = [</w:t>
+        <w:t>export const sgiJobBatchEmailSRMProviders = [</w:t>
         <w:br/>
         <w:t xml:space="preserve">  {</w:t>
         <w:br/>
-        <w:t xml:space="preserve">    provide: 'INTERFACE_TRANSACTION_REPOSITORY',</w:t>
+        <w:t xml:space="preserve">    provide: 'SGI_INTERFACE_TRANSACTION_REPOSITORY',</w:t>
         <w:br/>
         <w:t xml:space="preserve">    useFactory: (dataSource: DataSource) =&gt; dataSource.getRepository(InterfaceTransaction),</w:t>
         <w:br/>
@@ -11103,7 +11656,7 @@
         <w:t>];</w:t>
         <w:br/>
         <w:br/>
-        <w:t>// src/modules/sbpgi-job-batch-email-srm/sbpgi-job-batch-email-srm.module.ts</w:t>
+        <w:t>// src/modules/sgi-job-batch-email-srm/sgi-job-batch-email-srm.module.ts</w:t>
         <w:br/>
         <w:t>import { MiddlewareConsumer, Module, NestModule } from '@nestjs/common';</w:t>
         <w:br/>
@@ -11117,38 +11670,38 @@
         <w:br/>
         <w:t>import { UserContextMiddleware } from '../../common/middleware/user-context.middleware';</w:t>
         <w:br/>
-        <w:t>import { sbpgiJobBatchEmailSRMProviders } from '../../providers/sbpgi/sbpgi';</w:t>
+        <w:t>import { sgiJobBatchEmailSRMProviders } from '../../providers/sgi/sgi';</w:t>
         <w:br/>
-        <w:t>import { SbpgiJobBatchEmailSRMController } from './sbpgi-job-batch-email-srm.controller';</w:t>
+        <w:t>import { SgiJobBatchEmailSRMController } from './sgi-job-batch-email-srm.controller';</w:t>
         <w:br/>
-        <w:t>import { SbpgiJobBatchEmailSRMService } from './sbpgi-job-batch-email-srm.service';</w:t>
+        <w:t>import { SgiJobBatchEmailSRMService } from './sgi-job-batch-email-srm.service';</w:t>
         <w:br/>
         <w:br/>
         <w:t>@Module({</w:t>
         <w:br/>
         <w:t xml:space="preserve">  imports: [DatabaseModule],</w:t>
         <w:br/>
-        <w:t xml:space="preserve">  controllers: [SbpgiJobBatchEmailSRMController],</w:t>
+        <w:t xml:space="preserve">  controllers: [SgiJobBatchEmailSRMController],</w:t>
         <w:br/>
-        <w:t xml:space="preserve">  providers: [SbpgiJobBatchEmailSRMService, ...sbpgiJobBatchEmailSRMProviders],</w:t>
+        <w:t xml:space="preserve">  providers: [SgiJobBatchEmailSRMService, ...sgiJobBatchEmailSRMProviders],</w:t>
         <w:br/>
-        <w:t xml:space="preserve">  exports: [SbpgiJobBatchEmailSRMService],</w:t>
+        <w:t xml:space="preserve">  exports: [SgiJobBatchEmailSRMService],</w:t>
         <w:br/>
         <w:t>})</w:t>
         <w:br/>
-        <w:t>export class SbpgiJobBatchEmailSRMModule implements NestModule {</w:t>
+        <w:t>export class SgiJobBatchEmailSRMModule implements NestModule {</w:t>
         <w:br/>
         <w:t xml:space="preserve">  configure(consumer: MiddlewareConsumer) {</w:t>
         <w:br/>
         <w:t xml:space="preserve">    // ถ้าไม่ apply ตรงนี้ userId จะเป็น undefined เงียบ ๆ ทุก endpoint</w:t>
         <w:br/>
-        <w:t xml:space="preserve">    consumer.apply(UserContextMiddleware).forRoutes(SbpgiJobBatchEmailSRMController);</w:t>
+        <w:t xml:space="preserve">    consumer.apply(UserContextMiddleware).forRoutes(SgiJobBatchEmailSRMController);</w:t>
         <w:br/>
         <w:t xml:space="preserve">  }</w:t>
         <w:br/>
         <w:t>}</w:t>
         <w:br/>
-        <w:t>// TODO: register module นี้ใน app.module.ts (imports) พร้อมกับโมดูล SBPGI ตัวอื่น</w:t>
+        <w:t>// TODO: register module นี้ใน app.module.ts (imports) พร้อมกับโมดูล SGI ตัวอื่น</w:t>
       </w:r>
     </w:p>
     <w:p>
@@ -11173,7 +11726,7 @@
         <w:rPr>
           <w:color w:val="8A3324"/>
         </w:rPr>
-        <w:t>/bff/sbpgi/…</w:t>
+        <w:t>/bff/sgi/…</w:t>
       </w:r>
       <w:r>
         <w:t xml:space="preserve">) เพื่อไม่ให้ปนแบบที่มี/ไม่มี </w:t>
@@ -11198,7 +11751,7 @@
           <w:rFonts w:ascii="Courier New" w:hAnsi="Courier New" w:eastAsia="Courier New" w:cs="Tahoma"/>
           <w:sz w:val="16"/>
         </w:rPr>
-        <w:t>// src/common/client-services/sbpgi-client.service.ts</w:t>
+        <w:t>// src/common/client-services/sgi-client.service.ts</w:t>
         <w:br/>
         <w:t>import { Injectable, Logger, OnModuleInit } from '@nestjs/common';</w:t>
         <w:br/>
@@ -11207,14 +11760,14 @@
         <w:br/>
         <w:t>@Injectable()</w:t>
         <w:br/>
-        <w:t>export class SbpgiClientService extends BaseClientService implements OnModuleInit {</w:t>
+        <w:t>export class SgiClientService extends BaseClientService implements OnModuleInit {</w:t>
         <w:br/>
-        <w:t xml:space="preserve">  protected logger: Logger = new Logger(SbpgiClientService.name);</w:t>
+        <w:t xml:space="preserve">  protected logger: Logger = new Logger(SgiClientService.name);</w:t>
         <w:br/>
         <w:br/>
         <w:t xml:space="preserve">  onModuleInit() {</w:t>
         <w:br/>
-        <w:t xml:space="preserve">    // TODO: ถ้า deploy SBPGI แยก service ให้เพิ่ม API_SBPGI_BACKEND_* ใน AppConfigService</w:t>
+        <w:t xml:space="preserve">    // TODO: ถ้า deploy SGI แยก service ให้เพิ่ม API_SGI_BACKEND_* ใน AppConfigService</w:t>
         <w:br/>
         <w:t xml:space="preserve">    //       ตอนนี้ชี้ store backend ตัวเดียวกับ StoreClientService</w:t>
         <w:br/>
@@ -11228,7 +11781,7 @@
         <w:br/>
         <w:t>// BaseClientService แกะ { success, data } ให้แล้ว — service ฝั่ง BFF จึงได้ data ตรง ๆ</w:t>
         <w:br/>
-        <w:t>// TODO: เพิ่ม SbpgiClientService ใน providers/exports ของ ClientServiceModule (@Global)</w:t>
+        <w:t>// TODO: เพิ่ม SgiClientService ใน providers/exports ของ ClientServiceModule (@Global)</w:t>
       </w:r>
     </w:p>
     <w:p>
@@ -11241,18 +11794,18 @@
           <w:rFonts w:ascii="Courier New" w:hAnsi="Courier New" w:eastAsia="Courier New" w:cs="Tahoma"/>
           <w:sz w:val="16"/>
         </w:rPr>
-        <w:t>// src/modules/sbpgi-job-batch-email-srm/sbpgi-job-batch-email-srm.service.ts (BFF)</w:t>
+        <w:t>// src/modules/sgi-job-batch-email-srm/sgi-job-batch-email-srm.service.ts (BFF)</w:t>
         <w:br/>
         <w:t>import { Injectable } from '@nestjs/common';</w:t>
         <w:br/>
-        <w:t>import { SbpgiClientService } from '@common/client-services/sbpgi-client.service';</w:t>
+        <w:t>import { SgiClientService } from '@common/client-services/sgi-client.service';</w:t>
         <w:br/>
         <w:br/>
         <w:t>@Injectable()</w:t>
         <w:br/>
-        <w:t>export class SbpgiJobBatchEmailSRMBffService {</w:t>
+        <w:t>export class SgiJobBatchEmailSRMBffService {</w:t>
         <w:br/>
-        <w:t xml:space="preserve">  constructor(private readonly client: SbpgiClientService) {}</w:t>
+        <w:t xml:space="preserve">  constructor(private readonly client: SgiClientService) {}</w:t>
         <w:br/>
         <w:br/>
         <w:t xml:space="preserve">  // BFF ไม่มี DB — หน้าที่เดียวคือแนบ user context แล้ว forward</w:t>
@@ -11272,71 +11825,71 @@
         <w:t xml:space="preserve">  }</w:t>
         <w:br/>
         <w:br/>
-        <w:t xml:space="preserve">  getSbpgiInterfaceTracking(params: any, user: any) {</w:t>
+        <w:t xml:space="preserve">  getSgiInterfaceTracking(params: any, user: any) {</w:t>
         <w:br/>
-        <w:t xml:space="preserve">    return this.client.get('/api/v1/sbpgi/interface/tracking', { params, headers: this.userHeaders(user) });</w:t>
+        <w:t xml:space="preserve">    return this.client.get('/api/v1/sgi/interface/tracking', { params, headers: this.userHeaders(user) });</w:t>
         <w:br/>
         <w:t xml:space="preserve">  }</w:t>
         <w:br/>
         <w:br/>
-        <w:t xml:space="preserve">  getSbpgiInterfacePendingAck(params: any, user: any) {</w:t>
+        <w:t xml:space="preserve">  getSgiInterfacePendingAck(params: any, user: any) {</w:t>
         <w:br/>
-        <w:t xml:space="preserve">    return this.client.get('/api/v1/sbpgi/interface/pending-ack', { params, headers: this.userHeaders(user) });</w:t>
+        <w:t xml:space="preserve">    return this.client.get('/api/v1/sgi/interface/pending-ack', { params, headers: this.userHeaders(user) });</w:t>
         <w:br/>
         <w:t xml:space="preserve">  }</w:t>
         <w:br/>
         <w:br/>
         <w:t xml:space="preserve">  receiveAckSta(body: any, user: any) {</w:t>
         <w:br/>
-        <w:t xml:space="preserve">    return this.client.post('/api/v1/sbpgi/interface/sta/ack', body, { headers: this.userHeaders(user) });</w:t>
+        <w:t xml:space="preserve">    return this.client.post('/api/v1/sgi/interface/sta/ack', body, { headers: this.userHeaders(user) });</w:t>
         <w:br/>
         <w:t xml:space="preserve">  }</w:t>
         <w:br/>
         <w:t>}</w:t>
         <w:br/>
         <w:br/>
-        <w:t>// ---------- src/modules/sbpgi-job-batch-email-srm/sbpgi-job-batch-email-srm.controller.ts (BFF) ----------</w:t>
+        <w:t>// ---------- src/modules/sgi-job-batch-email-srm/sgi-job-batch-email-srm.controller.ts (BFF) ----------</w:t>
         <w:br/>
         <w:t>import { Body, Controller, Delete, Get, Param, Post, Put, Query, Req, UseGuards } from '@nestjs/common';</w:t>
         <w:br/>
         <w:t>import { AuthGuard } from '@nestjs/passport';</w:t>
         <w:br/>
         <w:br/>
-        <w:t>// เลือก prefix แบบเดียวทั้งโมดูล: ใช้ '/bff/sbpgi/...' (ห้ามปนกับแบบไม่มี /bff)</w:t>
+        <w:t>// เลือก prefix แบบเดียวทั้งโมดูล: ใช้ '/bff/sgi/...' (ห้ามปนกับแบบไม่มี /bff)</w:t>
         <w:br/>
-        <w:t>@Controller('bff/sbpgi/job-batch-email-srm')</w:t>
+        <w:t>@Controller('bff/sgi/job-batch-email-srm')</w:t>
         <w:br/>
         <w:t>@UseGuards(AuthGuard('jwt'))</w:t>
         <w:br/>
-        <w:t>export class SbpgiJobBatchEmailSRMBffController {</w:t>
+        <w:t>export class SgiJobBatchEmailSRMBffController {</w:t>
         <w:br/>
-        <w:t xml:space="preserve">  constructor(private readonly service: SbpgiJobBatchEmailSRMBffService) {}</w:t>
+        <w:t xml:space="preserve">  constructor(private readonly service: SgiJobBatchEmailSRMBffService) {}</w:t>
         <w:br/>
         <w:br/>
-        <w:t xml:space="preserve">  // proxy ของ GET /api/v1/sbpgi/interface/tracking</w:t>
+        <w:t xml:space="preserve">  // proxy ของ GET /api/v1/sgi/interface/tracking</w:t>
         <w:br/>
-        <w:t xml:space="preserve">  @Get('sbpgi/interface/tracking')</w:t>
+        <w:t xml:space="preserve">  @Get('sgi/interface/tracking')</w:t>
         <w:br/>
-        <w:t xml:space="preserve">  getSbpgiInterfaceTracking(@Query() query: any, @Req() req: any) {</w:t>
+        <w:t xml:space="preserve">  getSgiInterfaceTracking(@Query() query: any, @Req() req: any) {</w:t>
         <w:br/>
-        <w:t xml:space="preserve">    return this.service.getSbpgiInterfaceTracking(query, req.user);</w:t>
+        <w:t xml:space="preserve">    return this.service.getSgiInterfaceTracking(query, req.user);</w:t>
         <w:br/>
         <w:t xml:space="preserve">  }</w:t>
         <w:br/>
         <w:br/>
-        <w:t xml:space="preserve">  // proxy ของ GET /api/v1/sbpgi/interface/pending-ack</w:t>
+        <w:t xml:space="preserve">  // proxy ของ GET /api/v1/sgi/interface/pending-ack</w:t>
         <w:br/>
-        <w:t xml:space="preserve">  @Get('sbpgi/interface/pending-ack')</w:t>
+        <w:t xml:space="preserve">  @Get('sgi/interface/pending-ack')</w:t>
         <w:br/>
-        <w:t xml:space="preserve">  getSbpgiInterfacePendingAck(@Query() query: any, @Req() req: any) {</w:t>
+        <w:t xml:space="preserve">  getSgiInterfacePendingAck(@Query() query: any, @Req() req: any) {</w:t>
         <w:br/>
-        <w:t xml:space="preserve">    return this.service.getSbpgiInterfacePendingAck(query, req.user);</w:t>
+        <w:t xml:space="preserve">    return this.service.getSgiInterfacePendingAck(query, req.user);</w:t>
         <w:br/>
         <w:t xml:space="preserve">  }</w:t>
         <w:br/>
         <w:t>}</w:t>
         <w:br/>
-        <w:t>// TODO: register module ใน app.module.ts ของ BFF และเพิ่ม SbpgiClientService ใน ClientServiceModule (@Global)</w:t>
+        <w:t>// TODO: register module ใน app.module.ts ของ BFF และเพิ่ม SgiClientService ใน ClientServiceModule (@Global)</w:t>
       </w:r>
     </w:p>
     <w:p>
@@ -11469,7 +12022,7 @@
                 <w:rFonts w:ascii="Arial" w:hAnsi="Arial" w:eastAsia="Arial" w:cs="Tahoma"/>
                 <w:sz w:val="18"/>
               </w:rPr>
-              <w:t>interface_transactions</w:t>
+              <w:t>sgi_interface_transactions</w:t>
             </w:r>
           </w:p>
         </w:tc>
@@ -11705,7 +12258,7 @@
         <w:rPr>
           <w:b/>
         </w:rPr>
-        <w:t>GET /api/v1/sbpgi/interface/tracking</w:t>
+        <w:t>GET /api/v1/sgi/interface/tracking</w:t>
       </w:r>
       <w:r>
         <w:t xml:space="preserve"> — ค้นสถานะ interface ตาม dataset/business key/status/ช่วงเวลา</w:t>
@@ -11727,7 +12280,7 @@
         <w:br/>
         <w:t>SELECT id AS tracking_id, data_name, doc_no, sent_at, return_code, acked_at AS receive_date</w:t>
         <w:br/>
-        <w:t>FROM interface_transactions</w:t>
+        <w:t>FROM sgi_interface_transactions</w:t>
         <w:br/>
         <w:t>WHERE (:dataName IS NULL OR data_name = :dataName)</w:t>
         <w:br/>
@@ -11743,7 +12296,7 @@
         <w:rPr>
           <w:b/>
         </w:rPr>
-        <w:t>GET /api/v1/sbpgi/interface/pending-ack</w:t>
+        <w:t>GET /api/v1/sgi/interface/pending-ack</w:t>
       </w:r>
       <w:r>
         <w:t xml:space="preserve"> — รายการ ACK ค้างตาม watchdog rule อายุอย่างน้อย 1 วัน</w:t>
@@ -11771,7 +12324,7 @@
         <w:br/>
         <w:t>SELECT data_name, doc_no, sent_at, (CURRENT_DATE - sent_at::date) AS age_days</w:t>
         <w:br/>
-        <w:t>FROM interface_transactions</w:t>
+        <w:t>FROM sgi_interface_transactions</w:t>
         <w:br/>
         <w:t>WHERE direction = 'OUT'</w:t>
         <w:br/>
@@ -11791,7 +12344,7 @@
         <w:rPr>
           <w:b/>
         </w:rPr>
-        <w:t>POST /api/v1/sbpgi/interface/sta/ack</w:t>
+        <w:t>POST /api/v1/sgi/interface/sta/ack</w:t>
       </w:r>
       <w:r>
         <w:t xml:space="preserve"> — STA ACK callback ให้ Job 10 เป็น safety net</w:t>
@@ -11813,7 +12366,7 @@
         <w:br/>
         <w:t>-- callback จากระบบ STA (API key) → บันทึก ACK</w:t>
         <w:br/>
-        <w:t>UPDATE interface_transactions</w:t>
+        <w:t>UPDATE sgi_interface_transactions</w:t>
         <w:br/>
         <w:t>SET return_code = :returnCode, acked_at = :receiveDate, status = :statusAcked, completed_at = :receiveDate</w:t>
         <w:br/>
@@ -11939,7 +12492,7 @@
                 <w:rFonts w:ascii="Arial" w:hAnsi="Arial" w:eastAsia="Arial" w:cs="Tahoma"/>
                 <w:sz w:val="18"/>
               </w:rPr>
-              <w:t>interface_transactions</w:t>
+              <w:t>sgi_interface_transactions</w:t>
             </w:r>
           </w:p>
         </w:tc>
@@ -11964,7 +12517,7 @@
                 <w:rFonts w:ascii="Arial" w:hAnsi="Arial" w:eastAsia="Arial" w:cs="Tahoma"/>
                 <w:sz w:val="18"/>
               </w:rPr>
-              <w:t>CREATE INDEX idx_interface_transactions_pending ON interface_transactions (data_name, status, sent_at);</w:t>
+              <w:t>CREATE INDEX idx_interface_transactions_pending ON sgi_interface_transactions (data_name, status, sent_at);</w:t>
             </w:r>
           </w:p>
         </w:tc>
@@ -11989,7 +12542,7 @@
                 <w:rFonts w:ascii="Arial" w:hAnsi="Arial" w:eastAsia="Arial" w:cs="Tahoma"/>
                 <w:sz w:val="18"/>
               </w:rPr>
-              <w:t>ข้อเสนอ — อนุมานจากเงื่อนไข query ที่เอกสารนี้ระบุ ต้องยืนยันกับ DBA ก่อนใช้จริง</w:t>
+              <w:t>อนุมานจากเงื่อนไข query ที่เอกสารนี้ระบุ — สร้างพร้อมสคริปต์ deploy ของ SGI</w:t>
             </w:r>
           </w:p>
         </w:tc>
@@ -12022,7 +12575,7 @@
         <w:rPr>
           <w:rFonts w:ascii="Courier New" w:hAnsi="Courier New" w:eastAsia="Courier New" w:cs="Tahoma"/>
         </w:rPr>
-        <w:t>sql/deploy-sbpgi-*.sql</w:t>
+        <w:t>sql/deploy-sgi-*.sql</w:t>
       </w:r>
       <w:r>
         <w:t xml:space="preserve"> แบบ idempotent (</w:t>
@@ -13677,7 +14230,7 @@
                 <w:rFonts w:ascii="Courier New" w:hAnsi="Courier New" w:eastAsia="Courier New" w:cs="Tahoma"/>
                 <w:sz w:val="18"/>
               </w:rPr>
-              <w:t>GET /api/v1/sbpgi/interface/tracking</w:t>
+              <w:t>GET /api/v1/sgi/interface/tracking</w:t>
             </w:r>
           </w:p>
         </w:tc>
@@ -13757,7 +14310,7 @@
                 <w:rFonts w:ascii="Courier New" w:hAnsi="Courier New" w:eastAsia="Courier New" w:cs="Tahoma"/>
                 <w:sz w:val="18"/>
               </w:rPr>
-              <w:t>GET /api/v1/sbpgi/interface/pending-ack</w:t>
+              <w:t>GET /api/v1/sgi/interface/pending-ack</w:t>
             </w:r>
           </w:p>
         </w:tc>
@@ -13837,7 +14390,7 @@
                 <w:rFonts w:ascii="Courier New" w:hAnsi="Courier New" w:eastAsia="Courier New" w:cs="Tahoma"/>
                 <w:sz w:val="18"/>
               </w:rPr>
-              <w:t>POST /api/v1/sbpgi/interface/sta/ack</w:t>
+              <w:t>POST /api/v1/sgi/interface/sta/ack</w:t>
             </w:r>
           </w:p>
         </w:tc>
@@ -13932,7 +14485,7 @@
                 <w:rFonts w:ascii="Courier New" w:hAnsi="Courier New" w:eastAsia="Courier New" w:cs="Tahoma"/>
                 <w:sz w:val="18"/>
               </w:rPr>
-              <w:t>interface_transactions</w:t>
+              <w:t>sgi_interface_transactions</w:t>
             </w:r>
             <w:r>
               <w:rPr>
